--- a/downloads/workbook/ai-7-week-05.docx
+++ b/downloads/workbook/ai-7-week-05.docx
@@ -961,6 +961,178 @@
         <w:t>Project connection: For the Reproducible AI Research Study, retain an annotated worked trace and the changed-case reasoning. Connect the claim to its records, units and assumptions so another investigator can challenge or reproduce it.</w:t>
       </w:r>
     </w:p>
+    <w:p>
+      <w:pPr>
+        <w:pStyle w:val="Heading1"/>
+      </w:pPr>
+      <w:r>
+        <w:t>13. Project portfolio milestone</w:t>
+      </w:r>
+    </w:p>
+    <w:p>
+      <w:r>
+        <w:t>Project: Reproducible AI Research Study</w:t>
+      </w:r>
+    </w:p>
+    <w:p>
+      <w:r>
+        <w:t>Current milestone: Frame the need. Name the user, the problem, allowed inputs and a safe simple starting method.</w:t>
+      </w:r>
+    </w:p>
+    <w:p>
+      <w:r>
+        <w:t>For the Reproducible AI Research Study, retain an annotated worked trace and the changed-case reasoning. Connect the claim to its records, units and assumptions so another investigator can challenge or reproduce it.</w:t>
+      </w:r>
+    </w:p>
+    <w:tbl>
+      <w:tblPr>
+        <w:tblStyle w:val="LightShading-Accent1"/>
+        <w:tblW w:type="auto" w:w="0"/>
+        <w:tblLook w:firstColumn="1" w:firstRow="1" w:lastColumn="0" w:lastRow="0" w:noHBand="0" w:noVBand="1" w:val="04A0"/>
+      </w:tblPr>
+      <w:tblGrid>
+        <w:gridCol w:w="5112"/>
+        <w:gridCol w:w="5112"/>
+      </w:tblGrid>
+      <w:tr>
+        <w:trPr>
+          <w:tblHeader/>
+        </w:trPr>
+        <w:tc>
+          <w:tcPr>
+            <w:tcW w:type="dxa" w:w="5112"/>
+          </w:tcPr>
+          <w:p>
+            <w:r>
+              <w:t>Evidence to keep</w:t>
+            </w:r>
+          </w:p>
+        </w:tc>
+        <w:tc>
+          <w:tcPr>
+            <w:tcW w:type="dxa" w:w="5112"/>
+          </w:tcPr>
+          <w:p>
+            <w:r>
+              <w:t>My record</w:t>
+            </w:r>
+          </w:p>
+        </w:tc>
+      </w:tr>
+      <w:tr>
+        <w:tc>
+          <w:tcPr>
+            <w:tcW w:type="dxa" w:w="5112"/>
+          </w:tcPr>
+          <w:p>
+            <w:r>
+              <w:t>This week’s input and deciding step</w:t>
+            </w:r>
+          </w:p>
+        </w:tc>
+        <w:tc>
+          <w:tcPr>
+            <w:tcW w:type="dxa" w:w="5112"/>
+          </w:tcPr>
+          <w:p>
+            <w:r/>
+          </w:p>
+        </w:tc>
+      </w:tr>
+      <w:tr>
+        <w:tc>
+          <w:tcPr>
+            <w:tcW w:type="dxa" w:w="5112"/>
+          </w:tcPr>
+          <w:p>
+            <w:r>
+              <w:t>Prediction and actual result (or labelled paper trace)</w:t>
+            </w:r>
+          </w:p>
+        </w:tc>
+        <w:tc>
+          <w:tcPr>
+            <w:tcW w:type="dxa" w:w="5112"/>
+          </w:tcPr>
+          <w:p>
+            <w:r/>
+          </w:p>
+        </w:tc>
+      </w:tr>
+      <w:tr>
+        <w:tc>
+          <w:tcPr>
+            <w:tcW w:type="dxa" w:w="5112"/>
+          </w:tcPr>
+          <w:p>
+            <w:r>
+              <w:t>One change since the previous checkpoint and why</w:t>
+            </w:r>
+          </w:p>
+        </w:tc>
+        <w:tc>
+          <w:tcPr>
+            <w:tcW w:type="dxa" w:w="5112"/>
+          </w:tcPr>
+          <w:p>
+            <w:r/>
+          </w:p>
+        </w:tc>
+      </w:tr>
+      <w:tr>
+        <w:tc>
+          <w:tcPr>
+            <w:tcW w:type="dxa" w:w="5112"/>
+          </w:tcPr>
+          <w:p>
+            <w:r>
+              <w:t>One error or limit and the next test</w:t>
+            </w:r>
+          </w:p>
+        </w:tc>
+        <w:tc>
+          <w:tcPr>
+            <w:tcW w:type="dxa" w:w="5112"/>
+          </w:tcPr>
+          <w:p>
+            <w:r/>
+          </w:p>
+        </w:tc>
+      </w:tr>
+    </w:tbl>
+    <w:p>
+      <w:pPr>
+        <w:pStyle w:val="Heading3"/>
+      </w:pPr>
+      <w:r>
+        <w:t>Explain what this week adds to your project. Reuse last week’s record rather than starting again.</w:t>
+      </w:r>
+    </w:p>
+    <w:p>
+      <w:r>
+        <w:t>________________________________________________________________</w:t>
+      </w:r>
+    </w:p>
+    <w:p>
+      <w:r>
+        <w:t>________________________________________________________________</w:t>
+      </w:r>
+    </w:p>
+    <w:p>
+      <w:r>
+        <w:t>________________________________________________________________</w:t>
+      </w:r>
+    </w:p>
+    <w:p>
+      <w:r>
+        <w:t>________________________________________________________________</w:t>
+      </w:r>
+    </w:p>
+    <w:p>
+      <w:r>
+        <w:t>________________________________________________________________</w:t>
+      </w:r>
+    </w:p>
     <w:sectPr>
       <w:pgSz w:w="12240" w:h="15840"/>
       <w:pgMar w:top="936" w:right="1008" w:bottom="936" w:left="1008" w:header="720" w:footer="720" w:gutter="0"/>

--- a/downloads/workbook/ai-7-week-05.docx
+++ b/downloads/workbook/ai-7-week-05.docx
@@ -1133,6 +1133,230 @@
         <w:t>________________________________________________________________</w:t>
       </w:r>
     </w:p>
+    <w:p>
+      <w:pPr>
+        <w:pStyle w:val="Heading1"/>
+      </w:pPr>
+      <w:r>
+        <w:t>14. Supported practice and learning evidence</w:t>
+      </w:r>
+    </w:p>
+    <w:p>
+      <w:r>
+        <w:t>Use this supported practice once, in the browser or on paper. Keep the reserved independent assessment for a separate first attempt before teacher feedback.</w:t>
+      </w:r>
+    </w:p>
+    <w:p>
+      <w:r>
+        <w:t>Same records versus new experiment. A team first reruns a supplied analysis, then collects new records with the same protocol.</w:t>
+      </w:r>
+    </w:p>
+    <w:p>
+      <w:pPr>
+        <w:pStyle w:val="Heading3"/>
+      </w:pPr>
+      <w:r>
+        <w:t>Practice 1: explain the deciding evidence</w:t>
+      </w:r>
+    </w:p>
+    <w:p>
+      <w:r>
+        <w:t>Which labelled step matches this detail? The first checks computational reproduction; the second probes repeatability with new observations.</w:t>
+      </w:r>
+    </w:p>
+    <w:p>
+      <w:r>
+        <w:t>1. Compare purposes</w:t>
+      </w:r>
+    </w:p>
+    <w:p>
+      <w:r>
+        <w:t>2. Reproduce the analysis</w:t>
+      </w:r>
+    </w:p>
+    <w:p>
+      <w:r>
+        <w:t>3. Repeat the protocol</w:t>
+      </w:r>
+    </w:p>
+    <w:p>
+      <w:pPr>
+        <w:pStyle w:val="Heading3"/>
+      </w:pPr>
+      <w:r>
+        <w:t>My selected conclusion, deciding fact and explanation</w:t>
+      </w:r>
+    </w:p>
+    <w:p>
+      <w:r>
+        <w:t>________________________________________________________________</w:t>
+      </w:r>
+    </w:p>
+    <w:p>
+      <w:r>
+        <w:t>________________________________________________________________</w:t>
+      </w:r>
+    </w:p>
+    <w:p>
+      <w:r>
+        <w:t>________________________________________________________________</w:t>
+      </w:r>
+    </w:p>
+    <w:p>
+      <w:r>
+        <w:t>________________________________________________________________</w:t>
+      </w:r>
+    </w:p>
+    <w:p>
+      <w:r>
+        <w:t>________________________________________________________________</w:t>
+      </w:r>
+    </w:p>
+    <w:p>
+      <w:r>
+        <w:t>Hint if needed: Read the steps in the pictorial case. Match the supplied detail to the stage that performs or records it.</w:t>
+      </w:r>
+    </w:p>
+    <w:p>
+      <w:r>
+        <w:t>After your attempt, compare with the supported explanation: Compare purposes The first checks computational reproduction; the second probes repeatability with new observations. Reusing data and collecting new data answer different questions. A different new-sample result can arise without a code error; inspect both protocols and variability.</w:t>
+      </w:r>
+    </w:p>
+    <w:p>
+      <w:pPr>
+        <w:pStyle w:val="Heading3"/>
+      </w:pPr>
+      <w:r>
+        <w:t>Practice 2: explain the deciding evidence</w:t>
+      </w:r>
+    </w:p>
+    <w:p>
+      <w:r>
+        <w:t>Changed-case practice: The rerun of the original records outputs 2/4. Which conclusion is supported by the supplied facts?</w:t>
+      </w:r>
+    </w:p>
+    <w:p>
+      <w:r>
+        <w:t>1. This one example guarantees correct results for every future input.</w:t>
+      </w:r>
+    </w:p>
+    <w:p>
+      <w:r>
+        <w:t>2. We can decide the result without examining the changed input or the procedure.</w:t>
+      </w:r>
+    </w:p>
+    <w:p>
+      <w:r>
+        <w:t>3. Investigate code, version, input or scoring differences.</w:t>
+      </w:r>
+    </w:p>
+    <w:p>
+      <w:pPr>
+        <w:pStyle w:val="Heading3"/>
+      </w:pPr>
+      <w:r>
+        <w:t>My selected conclusion, deciding fact and explanation</w:t>
+      </w:r>
+    </w:p>
+    <w:p>
+      <w:r>
+        <w:t>________________________________________________________________</w:t>
+      </w:r>
+    </w:p>
+    <w:p>
+      <w:r>
+        <w:t>________________________________________________________________</w:t>
+      </w:r>
+    </w:p>
+    <w:p>
+      <w:r>
+        <w:t>________________________________________________________________</w:t>
+      </w:r>
+    </w:p>
+    <w:p>
+      <w:r>
+        <w:t>________________________________________________________________</w:t>
+      </w:r>
+    </w:p>
+    <w:p>
+      <w:r>
+        <w:t>________________________________________________________________</w:t>
+      </w:r>
+    </w:p>
+    <w:p>
+      <w:r>
+        <w:t>Hint if needed: Use the changed condition and the deciding step in the pictorial trace. The answer must say what follows from those facts.</w:t>
+      </w:r>
+    </w:p>
+    <w:p>
+      <w:r>
+        <w:t>After your attempt, compare with the supported explanation: Investigate code, version, input or scoring differences. The same fixed records should give the same deterministic count.</w:t>
+      </w:r>
+    </w:p>
+    <w:p>
+      <w:pPr>
+        <w:pStyle w:val="Heading3"/>
+      </w:pPr>
+      <w:r>
+        <w:t>Repair a missing building block</w:t>
+      </w:r>
+    </w:p>
+    <w:p>
+      <w:r>
+        <w:t>Review Methods results and limitations (ai-7/4). Goal: Explain the mechanism and terminology of methods results and limitations. Short practice: Place the five-photo procedure, 3/5 versus 4/5 finding and missing outdoor evidence in their proper categories. Why cannot the result establish that B is best for outdoor farming?. Return to this week and explain what you changed.</w:t>
+      </w:r>
+    </w:p>
+    <w:p>
+      <w:r>
+        <w:t>Review Reading a research claim (ai-7/2). Goal: Explain the mechanism and terminology of reading a research claim. Short practice: Calculate the baseline and new rates for 2/10 and 4/10. Explain both twice the rate and the percentage-point change, and say why neither measures every learner’s improvement.. Return to this week and explain what you changed.</w:t>
+      </w:r>
+    </w:p>
+    <w:p>
+      <w:pPr>
+        <w:pStyle w:val="Heading3"/>
+      </w:pPr>
+      <w:r>
+        <w:t>Keep your completed work</w:t>
+      </w:r>
+    </w:p>
+    <w:p>
+      <w:r>
+        <w:t>Use Download completed work in the hosted lesson to export your answers, reflections, practice feedback and code-run evidence. Open the HTML copy to read or print it. Drafts stay in this browser when storage is available; clear drafts on a shared device.</w:t>
+      </w:r>
+    </w:p>
+    <w:p>
+      <w:pPr>
+        <w:pStyle w:val="Heading3"/>
+      </w:pPr>
+      <w:r>
+        <w:t>What I repaired, the evidence I kept and the next test</w:t>
+      </w:r>
+    </w:p>
+    <w:p>
+      <w:r>
+        <w:t>________________________________________________________________</w:t>
+      </w:r>
+    </w:p>
+    <w:p>
+      <w:r>
+        <w:t>________________________________________________________________</w:t>
+      </w:r>
+    </w:p>
+    <w:p>
+      <w:r>
+        <w:t>________________________________________________________________</w:t>
+      </w:r>
+    </w:p>
+    <w:p>
+      <w:r>
+        <w:t>________________________________________________________________</w:t>
+      </w:r>
+    </w:p>
+    <w:p>
+      <w:r>
+        <w:t>________________________________________________________________</w:t>
+      </w:r>
+    </w:p>
     <w:sectPr>
       <w:pgSz w:w="12240" w:h="15840"/>
       <w:pgMar w:top="936" w:right="1008" w:bottom="936" w:left="1008" w:header="720" w:footer="720" w:gutter="0"/>

--- a/downloads/workbook/ai-7-week-05.docx
+++ b/downloads/workbook/ai-7-week-05.docx
@@ -30,33 +30,45 @@
     </w:p>
     <w:p>
       <w:r>
-        <w:t>Try the recall before opening notes. Then use a different colour or a labelled second line to correct your explanation.</w:t>
+        <w:t>Record your starting explanation for Replication and reproduction before opening notes. Show any later correction separately.</w:t>
       </w:r>
     </w:p>
     <w:p>
       <w:pPr>
-        <w:pStyle w:val="Heading3"/>
-      </w:pPr>
-      <w:r>
-        <w:t>Methods results and limitations</w:t>
+        <w:spacing w:line="336" w:lineRule="auto" w:after="180"/>
+      </w:pPr>
+      <w:r>
+        <w:rPr>
+          <w:b w:val="0"/>
+        </w:rPr>
+        <w:t>Try the recall before opening notes. Then use a different colour or a labelled second line to correct your explanation.</w:t>
       </w:r>
     </w:p>
     <w:p>
-      <w:r>
-        <w:t>Without opening the old lesson, explain one key idea from Methods results and limitations. Give an example and a mistake that the idea helps you avoid.</w:t>
+      <w:pPr>
+        <w:pStyle w:val="Heading3"/>
+      </w:pPr>
+      <w:r>
+        <w:t>Methods results and limitations</w:t>
       </w:r>
     </w:p>
     <w:p>
       <w:pPr>
-        <w:pStyle w:val="Heading3"/>
-      </w:pPr>
-      <w:r>
-        <w:t>My remembered idea, example and correction</w:t>
+        <w:spacing w:line="336" w:lineRule="auto" w:after="180"/>
+      </w:pPr>
+      <w:r>
+        <w:rPr>
+          <w:b w:val="0"/>
+        </w:rPr>
+        <w:t>Without opening the old lesson, explain one key idea from Methods results and limitations. Give an example and a mistake that the idea helps you avoid.</w:t>
       </w:r>
     </w:p>
     <w:p>
-      <w:r>
-        <w:t>________________________________________________________________</w:t>
+      <w:pPr>
+        <w:pStyle w:val="Heading3"/>
+      </w:pPr>
+      <w:r>
+        <w:t>My remembered idea, example and correction</w:t>
       </w:r>
     </w:p>
     <w:p>
@@ -70,29 +82,35 @@
       </w:r>
     </w:p>
     <w:p>
-      <w:pPr>
-        <w:pStyle w:val="Heading3"/>
-      </w:pPr>
-      <w:r>
-        <w:t>Reading a research claim</w:t>
+      <w:r>
+        <w:t>________________________________________________________________</w:t>
       </w:r>
     </w:p>
     <w:p>
-      <w:r>
-        <w:t>Without opening the old lesson, explain one key idea from Reading a research claim. Give an example and a mistake that the idea helps you avoid.</w:t>
+      <w:pPr>
+        <w:pStyle w:val="Heading3"/>
+      </w:pPr>
+      <w:r>
+        <w:t>Reading a research claim</w:t>
       </w:r>
     </w:p>
     <w:p>
       <w:pPr>
-        <w:pStyle w:val="Heading3"/>
-      </w:pPr>
-      <w:r>
-        <w:t>My remembered idea, example and correction</w:t>
+        <w:spacing w:line="336" w:lineRule="auto" w:after="180"/>
+      </w:pPr>
+      <w:r>
+        <w:rPr>
+          <w:b w:val="0"/>
+        </w:rPr>
+        <w:t>Without opening the old lesson, explain one key idea from Reading a research claim. Give an example and a mistake that the idea helps you avoid.</w:t>
       </w:r>
     </w:p>
     <w:p>
-      <w:r>
-        <w:t>________________________________________________________________</w:t>
+      <w:pPr>
+        <w:pStyle w:val="Heading3"/>
+      </w:pPr>
+      <w:r>
+        <w:t>My remembered idea, example and correction</w:t>
       </w:r>
     </w:p>
     <w:p>
@@ -106,16 +124,44 @@
       </w:r>
     </w:p>
     <w:p>
-      <w:pPr>
-        <w:pStyle w:val="Heading1"/>
-      </w:pPr>
-      <w:r>
-        <w:t>02. Practise with fading help</w:t>
+      <w:r>
+        <w:t>________________________________________________________________</w:t>
       </w:r>
     </w:p>
     <w:p>
-      <w:r>
-        <w:t>Use W2: Trace the worked case for Replication and reproduction. Record the answer once; the lesson and workbook refer to the same attempt.</w:t>
+      <w:pPr>
+        <w:pStyle w:val="Heading1"/>
+      </w:pPr>
+      <w:r>
+        <w:t>02. Practise with fading help</w:t>
+      </w:r>
+    </w:p>
+    <w:p>
+      <w:r>
+        <w:t>Complete the supported Replication and reproduction trace and record the first step you can explain without help.</w:t>
+      </w:r>
+    </w:p>
+    <w:p>
+      <w:pPr>
+        <w:spacing w:line="336" w:lineRule="auto" w:after="180"/>
+      </w:pPr>
+      <w:r>
+        <w:rPr>
+          <w:b w:val="0"/>
+        </w:rPr>
+        <w:t xml:space="preserve">Use W2: Trace the worked case for </w:t>
+      </w:r>
+      <w:r>
+        <w:rPr>
+          <w:b/>
+        </w:rPr>
+        <w:t>Replication</w:t>
+      </w:r>
+      <w:r>
+        <w:rPr>
+          <w:b w:val="0"/>
+        </w:rPr>
+        <w:t xml:space="preserve"> and reproduction. Record the answer once; the lesson and workbook refer to the same attempt.</w:t>
       </w:r>
     </w:p>
     <w:tbl>
@@ -243,25 +289,49 @@
     </w:p>
     <w:p>
       <w:r>
-        <w:t>Use the worked case for Replication and reproduction. Proposed explanation: “The worked result establishes every future case”. Decide whether this explanation is supported. Point to the step or supplied fact that decides; explain your repair if needed.</w:t>
+        <w:t>Check the proposed Replication and reproduction explanation against the supplied facts before discussing it.</w:t>
       </w:r>
     </w:p>
     <w:p>
       <w:pPr>
-        <w:pStyle w:val="Heading3"/>
-      </w:pPr>
-      <w:r>
-        <w:t>My explanation before partner discussion</w:t>
+        <w:spacing w:line="336" w:lineRule="auto" w:after="180"/>
+      </w:pPr>
+      <w:r>
+        <w:rPr>
+          <w:b w:val="0"/>
+        </w:rPr>
+        <w:t xml:space="preserve">Use the worked case for </w:t>
+      </w:r>
+      <w:r>
+        <w:rPr>
+          <w:b/>
+        </w:rPr>
+        <w:t>Replication</w:t>
+      </w:r>
+      <w:r>
+        <w:rPr>
+          <w:b w:val="0"/>
+        </w:rPr>
+        <w:t xml:space="preserve"> and reproduction. Proposed explanation: “The worked result establishes every future case”. Decide whether this explanation is supported.</w:t>
       </w:r>
     </w:p>
     <w:p>
-      <w:r>
-        <w:t>________________________________________________________________</w:t>
+      <w:pPr>
+        <w:spacing w:line="336" w:lineRule="auto" w:after="180"/>
+      </w:pPr>
+      <w:r>
+        <w:rPr>
+          <w:b w:val="0"/>
+        </w:rPr>
+        <w:t>Point to the step or supplied fact that decides; explain your repair if needed.</w:t>
       </w:r>
     </w:p>
     <w:p>
-      <w:r>
-        <w:t>________________________________________________________________</w:t>
+      <w:pPr>
+        <w:pStyle w:val="Heading3"/>
+      </w:pPr>
+      <w:r>
+        <w:t>My explanation before partner discussion</w:t>
       </w:r>
     </w:p>
     <w:p>
@@ -275,47 +345,66 @@
       </w:r>
     </w:p>
     <w:p>
-      <w:pPr>
-        <w:pStyle w:val="Heading1"/>
-      </w:pPr>
-      <w:r>
-        <w:t>04. Independent transfer case</w:t>
+      <w:r>
+        <w:t>________________________________________________________________</w:t>
       </w:r>
     </w:p>
     <w:p>
-      <w:pPr>
-        <w:pStyle w:val="Heading3"/>
-      </w:pPr>
-      <w:r>
-        <w:t>Independent case: Apply a new case independently</w:t>
+      <w:r>
+        <w:t>________________________________________________________________</w:t>
       </w:r>
     </w:p>
     <w:p>
-      <w:r>
-        <w:t>Team repeats old six queries, then evaluates four newly reserved queries. How many distinct cases and which are new evidence?</w:t>
+      <w:pPr>
+        <w:pStyle w:val="Heading1"/>
+      </w:pPr>
+      <w:r>
+        <w:t>04. Independent transfer case</w:t>
       </w:r>
     </w:p>
     <w:p>
-      <w:pPr>
-        <w:pStyle w:val="Heading3"/>
-      </w:pPr>
-      <w:r>
-        <w:t>My independent explanation, trace and limits</w:t>
+      <w:r>
+        <w:t>Write one first attempt at the reserved independent case before feedback. Repeated copies of that case refer to the same recorded attempt.</w:t>
       </w:r>
     </w:p>
     <w:p>
-      <w:r>
-        <w:t>________________________________________________________________</w:t>
+      <w:pPr>
+        <w:pStyle w:val="Heading3"/>
+      </w:pPr>
+      <w:r>
+        <w:t>Independent case: Apply a new case independently</w:t>
       </w:r>
     </w:p>
     <w:p>
-      <w:r>
-        <w:t>________________________________________________________________</w:t>
+      <w:pPr>
+        <w:spacing w:line="336" w:lineRule="auto" w:after="180"/>
+        <w:shd w:fill="F5F1FB"/>
+      </w:pPr>
+      <w:r>
+        <w:rPr>
+          <w:b w:val="0"/>
+        </w:rPr>
+        <w:t xml:space="preserve">Team repeats old six queries, then evaluates four newly reserved queries. How many distinct cases and which are new </w:t>
+      </w:r>
+      <w:r>
+        <w:rPr>
+          <w:b/>
+        </w:rPr>
+        <w:t>evidence</w:t>
+      </w:r>
+      <w:r>
+        <w:rPr>
+          <w:b w:val="0"/>
+        </w:rPr>
+        <w:t>?</w:t>
       </w:r>
     </w:p>
     <w:p>
-      <w:r>
-        <w:t>________________________________________________________________</w:t>
+      <w:pPr>
+        <w:pStyle w:val="Heading3"/>
+      </w:pPr>
+      <w:r>
+        <w:t>My independent explanation, trace and limits</w:t>
       </w:r>
     </w:p>
     <w:p>
@@ -340,48 +429,96 @@
     </w:p>
     <w:p>
       <w:r>
-        <w:t>Attempt this case before feedback. Record any help. Earlier examples below are further practice; a case already practised with feedback cannot establish fresh transfer.</w:t>
+        <w:t>________________________________________________________________</w:t>
       </w:r>
     </w:p>
     <w:p>
-      <w:pPr>
-        <w:pStyle w:val="Heading1"/>
-      </w:pPr>
-      <w:r>
-        <w:t>05. W1 Explain the mechanism</w:t>
+      <w:r>
+        <w:t>________________________________________________________________</w:t>
       </w:r>
     </w:p>
     <w:p>
       <w:r>
-        <w:t>Explain the weekly mechanism in your own words. Use the worked scenario to name its input, decision rule and output.</w:t>
+        <w:t>________________________________________________________________</w:t>
       </w:r>
     </w:p>
     <w:p>
       <w:pPr>
-        <w:pStyle w:val="Heading3"/>
-      </w:pPr>
-      <w:r>
-        <w:t>My reasoning and evidence</w:t>
+        <w:spacing w:line="336" w:lineRule="auto" w:after="180"/>
+      </w:pPr>
+      <w:r>
+        <w:rPr>
+          <w:b w:val="0"/>
+        </w:rPr>
+        <w:t>Attempt this case before feedback. Record any help. Earlier examples below are further practice; a case already practised with feedback cannot establish fresh transfer.</w:t>
       </w:r>
     </w:p>
     <w:p>
-      <w:r>
-        <w:t>________________________________________________________________</w:t>
+      <w:pPr>
+        <w:pStyle w:val="Heading1"/>
+      </w:pPr>
+      <w:r>
+        <w:t>05. W1 Explain the mechanism</w:t>
       </w:r>
     </w:p>
     <w:p>
       <w:r>
-        <w:t>________________________________________________________________</w:t>
+        <w:t>Explain the mechanism. Apply the supplied Replication and reproduction facts and keep your reasoning.</w:t>
       </w:r>
     </w:p>
     <w:p>
-      <w:r>
-        <w:t>________________________________________________________________</w:t>
+      <w:pPr>
+        <w:spacing w:line="336" w:lineRule="auto" w:after="180"/>
+      </w:pPr>
+      <w:r>
+        <w:rPr>
+          <w:b w:val="0"/>
+        </w:rPr>
+        <w:t xml:space="preserve">Explain the weekly </w:t>
+      </w:r>
+      <w:r>
+        <w:rPr>
+          <w:b/>
+        </w:rPr>
+        <w:t>mechanism</w:t>
+      </w:r>
+      <w:r>
+        <w:rPr>
+          <w:b w:val="0"/>
+        </w:rPr>
+        <w:t xml:space="preserve"> in your own words. Use the worked scenario to name its </w:t>
+      </w:r>
+      <w:r>
+        <w:rPr>
+          <w:b/>
+        </w:rPr>
+        <w:t>input</w:t>
+      </w:r>
+      <w:r>
+        <w:rPr>
+          <w:b w:val="0"/>
+        </w:rPr>
+        <w:t xml:space="preserve">, decision rule and </w:t>
+      </w:r>
+      <w:r>
+        <w:rPr>
+          <w:b/>
+        </w:rPr>
+        <w:t>output</w:t>
+      </w:r>
+      <w:r>
+        <w:rPr>
+          <w:b w:val="0"/>
+        </w:rPr>
+        <w:t>.</w:t>
       </w:r>
     </w:p>
     <w:p>
-      <w:r>
-        <w:t>________________________________________________________________</w:t>
+      <w:pPr>
+        <w:pStyle w:val="Heading3"/>
+      </w:pPr>
+      <w:r>
+        <w:t>My reasoning and evidence</w:t>
       </w:r>
     </w:p>
     <w:p>
@@ -395,24 +532,18 @@
       </w:r>
     </w:p>
     <w:p>
-      <w:pPr>
-        <w:pStyle w:val="Heading1"/>
-      </w:pPr>
-      <w:r>
-        <w:t>06. W2 Trace the worked case</w:t>
+      <w:r>
+        <w:t>________________________________________________________________</w:t>
       </w:r>
     </w:p>
     <w:p>
       <w:r>
-        <w:t>Partner reruns the same eight cases and gets the same score. Team counts sixteen independent cases. Show the intermediate steps and give the conclusion with its scope.</w:t>
+        <w:t>________________________________________________________________</w:t>
       </w:r>
     </w:p>
     <w:p>
-      <w:pPr>
-        <w:pStyle w:val="Heading3"/>
-      </w:pPr>
-      <w:r>
-        <w:t>My reasoning and evidence</w:t>
+      <w:r>
+        <w:t>________________________________________________________________</w:t>
       </w:r>
     </w:p>
     <w:p>
@@ -421,23 +552,35 @@
       </w:r>
     </w:p>
     <w:p>
-      <w:r>
-        <w:t>________________________________________________________________</w:t>
+      <w:pPr>
+        <w:pStyle w:val="Heading1"/>
+      </w:pPr>
+      <w:r>
+        <w:t>06. W2 Trace the worked case</w:t>
       </w:r>
     </w:p>
     <w:p>
       <w:r>
-        <w:t>________________________________________________________________</w:t>
+        <w:t>Trace the worked case. Apply the supplied Replication and reproduction facts and keep your reasoning.</w:t>
       </w:r>
     </w:p>
     <w:p>
-      <w:r>
-        <w:t>________________________________________________________________</w:t>
+      <w:pPr>
+        <w:spacing w:line="336" w:lineRule="auto" w:after="180"/>
+      </w:pPr>
+      <w:r>
+        <w:rPr>
+          <w:b w:val="0"/>
+        </w:rPr>
+        <w:t>Partner reruns the same eight cases and gets the same score. Team counts sixteen independent cases. Show the intermediate steps and give the conclusion with its scope.</w:t>
       </w:r>
     </w:p>
     <w:p>
-      <w:r>
-        <w:t>________________________________________________________________</w:t>
+      <w:pPr>
+        <w:pStyle w:val="Heading3"/>
+      </w:pPr>
+      <w:r>
+        <w:t>My reasoning and evidence</w:t>
       </w:r>
     </w:p>
     <w:p>
@@ -451,24 +594,18 @@
       </w:r>
     </w:p>
     <w:p>
-      <w:pPr>
-        <w:pStyle w:val="Heading1"/>
-      </w:pPr>
-      <w:r>
-        <w:t>07. W3 Audit the limit</w:t>
+      <w:r>
+        <w:t>________________________________________________________________</w:t>
       </w:r>
     </w:p>
     <w:p>
       <w:r>
-        <w:t>A report omits this qualification: Exact replay can preserve the original design flaws; new data can change conditions and needs its own record. Explain how omitting it could change a reader's interpretation, and write an accurate replacement.</w:t>
+        <w:t>________________________________________________________________</w:t>
       </w:r>
     </w:p>
     <w:p>
-      <w:pPr>
-        <w:pStyle w:val="Heading3"/>
-      </w:pPr>
-      <w:r>
-        <w:t>My reasoning and evidence</w:t>
+      <w:r>
+        <w:t>________________________________________________________________</w:t>
       </w:r>
     </w:p>
     <w:p>
@@ -482,44 +619,68 @@
       </w:r>
     </w:p>
     <w:p>
-      <w:r>
-        <w:t>________________________________________________________________</w:t>
+      <w:pPr>
+        <w:pStyle w:val="Heading1"/>
+      </w:pPr>
+      <w:r>
+        <w:t>07. W3 Audit the limit</w:t>
       </w:r>
     </w:p>
     <w:p>
       <w:r>
-        <w:t>________________________________________________________________</w:t>
+        <w:t>Audit the limit. Apply the supplied Replication and reproduction facts and keep your reasoning.</w:t>
       </w:r>
     </w:p>
     <w:p>
-      <w:r>
-        <w:t>________________________________________________________________</w:t>
+      <w:pPr>
+        <w:spacing w:line="336" w:lineRule="auto" w:after="180"/>
+      </w:pPr>
+      <w:r>
+        <w:rPr>
+          <w:b w:val="0"/>
+        </w:rPr>
+        <w:t xml:space="preserve">A report omits this qualification: Exact </w:t>
+      </w:r>
+      <w:r>
+        <w:rPr>
+          <w:b/>
+        </w:rPr>
+        <w:t>replay</w:t>
+      </w:r>
+      <w:r>
+        <w:rPr>
+          <w:b w:val="0"/>
+        </w:rPr>
+        <w:t xml:space="preserve"> can preserve the original design flaws; new data can change conditions and needs its own record.</w:t>
       </w:r>
     </w:p>
     <w:p>
-      <w:r>
-        <w:t>________________________________________________________________</w:t>
+      <w:pPr>
+        <w:spacing w:line="336" w:lineRule="auto" w:after="180"/>
+      </w:pPr>
+      <w:r>
+        <w:rPr>
+          <w:b w:val="0"/>
+        </w:rPr>
+        <w:t>Explain how omitting it could change a reader's interpretation, and write an accurate replacement.</w:t>
       </w:r>
     </w:p>
     <w:p>
       <w:pPr>
-        <w:pStyle w:val="Heading1"/>
-      </w:pPr>
-      <w:r>
-        <w:t>08. W4 Apply a new case independently</w:t>
+        <w:pStyle w:val="Heading3"/>
+      </w:pPr>
+      <w:r>
+        <w:t>My reasoning and evidence</w:t>
       </w:r>
     </w:p>
     <w:p>
       <w:r>
-        <w:t>Team repeats old six queries, then evaluates four newly reserved queries. How many distinct cases and which are new evidence?</w:t>
+        <w:t>________________________________________________________________</w:t>
       </w:r>
     </w:p>
     <w:p>
-      <w:pPr>
-        <w:pStyle w:val="Heading3"/>
-      </w:pPr>
-      <w:r>
-        <w:t>My reasoning and evidence</w:t>
+      <w:r>
+        <w:t>________________________________________________________________</w:t>
       </w:r>
     </w:p>
     <w:p>
@@ -543,44 +704,63 @@
       </w:r>
     </w:p>
     <w:p>
-      <w:r>
-        <w:t>________________________________________________________________</w:t>
+      <w:pPr>
+        <w:pStyle w:val="Heading1"/>
+      </w:pPr>
+      <w:r>
+        <w:t>08. W4 Apply a new case independently</w:t>
       </w:r>
     </w:p>
     <w:p>
       <w:r>
-        <w:t>________________________________________________________________</w:t>
+        <w:t>Attempt before feedback. If this repeats the selected independent case, reuse that first attempt; otherwise keep a separate record. Apply a new case independently. Apply the supplied Replication and reproduction facts and keep your reasoning.</w:t>
       </w:r>
     </w:p>
     <w:p>
-      <w:r>
-        <w:t>________________________________________________________________</w:t>
+      <w:pPr>
+        <w:spacing w:line="336" w:lineRule="auto" w:after="180"/>
+        <w:shd w:fill="F5F1FB"/>
+      </w:pPr>
+      <w:r>
+        <w:rPr>
+          <w:b w:val="0"/>
+        </w:rPr>
+        <w:t xml:space="preserve">Team repeats old six queries, then evaluates four newly reserved queries. How many distinct cases and which are new </w:t>
+      </w:r>
+      <w:r>
+        <w:rPr>
+          <w:b/>
+        </w:rPr>
+        <w:t>evidence</w:t>
+      </w:r>
+      <w:r>
+        <w:rPr>
+          <w:b w:val="0"/>
+        </w:rPr>
+        <w:t>?</w:t>
       </w:r>
     </w:p>
     <w:p>
-      <w:r>
-        <w:t>________________________________________________________________</w:t>
+      <w:pPr>
+        <w:pStyle w:val="Heading3"/>
+      </w:pPr>
+      <w:r>
+        <w:t>My reasoning and evidence</w:t>
       </w:r>
     </w:p>
     <w:p>
-      <w:pPr>
-        <w:pStyle w:val="Heading1"/>
-      </w:pPr>
-      <w:r>
-        <w:t>09. W5 Design a revealing follow-up</w:t>
+      <w:r>
+        <w:t>________________________________________________________________</w:t>
       </w:r>
     </w:p>
     <w:p>
       <w:r>
-        <w:t>For the worked scenario, propose one additional case that could reveal a failure, describe its expected outcome before running it, and explain what would need to remain fixed for a fair comparison. Do not reuse W4 as a new final test after receiving feedback.</w:t>
+        <w:t>________________________________________________________________</w:t>
       </w:r>
     </w:p>
     <w:p>
-      <w:pPr>
-        <w:pStyle w:val="Heading3"/>
-      </w:pPr>
-      <w:r>
-        <w:t>My reasoning and evidence</w:t>
+      <w:r>
+        <w:t>________________________________________________________________</w:t>
       </w:r>
     </w:p>
     <w:p>
@@ -609,26 +789,38 @@
       </w:r>
     </w:p>
     <w:p>
-      <w:r>
-        <w:t>________________________________________________________________</w:t>
+      <w:pPr>
+        <w:pStyle w:val="Heading1"/>
+      </w:pPr>
+      <w:r>
+        <w:t>09. W5 Design a revealing follow-up</w:t>
       </w:r>
     </w:p>
     <w:p>
       <w:r>
-        <w:t>________________________________________________________________</w:t>
+        <w:t>Design a revealing follow-up. Apply the supplied Replication and reproduction facts and keep your reasoning.</w:t>
       </w:r>
     </w:p>
     <w:p>
       <w:pPr>
-        <w:pStyle w:val="Heading1"/>
-      </w:pPr>
-      <w:r>
-        <w:t>10. Project checkpoint and reflection</w:t>
+        <w:spacing w:line="336" w:lineRule="auto" w:after="180"/>
+      </w:pPr>
+      <w:r>
+        <w:rPr>
+          <w:b w:val="0"/>
+        </w:rPr>
+        <w:t>For the worked scenario, propose one additional case that could reveal a failure, describe its expected outcome before running it, and explain what would need to remain fixed for a fair comparison.</w:t>
       </w:r>
     </w:p>
     <w:p>
-      <w:r>
-        <w:t>Add a labelled replication and reproduction evidence sheet to Reproducible AI Research Study. Show how you can explain the mechanism and terminology of replication and reproduction. Use the supplied fictional case and keep its inputs, intermediate steps, calculation or prediction, and limitation. Connect this record to last week’s record; a matching answer without a trace is insufficient.</w:t>
+      <w:pPr>
+        <w:spacing w:line="336" w:lineRule="auto" w:after="180"/>
+      </w:pPr>
+      <w:r>
+        <w:rPr>
+          <w:b w:val="0"/>
+        </w:rPr>
+        <w:t>Do not reuse W4 as a new final test after receiving feedback.</w:t>
       </w:r>
     </w:p>
     <w:p>
@@ -636,7 +828,7 @@
         <w:pStyle w:val="Heading3"/>
       </w:pPr>
       <w:r>
-        <w:t>My project change, supporting evidence and remaining limit</w:t>
+        <w:t>My reasoning and evidence</w:t>
       </w:r>
     </w:p>
     <w:p>
@@ -670,11 +862,166 @@
       </w:r>
     </w:p>
     <w:p>
+      <w:r>
+        <w:t>________________________________________________________________</w:t>
+      </w:r>
+    </w:p>
+    <w:p>
       <w:pPr>
         <w:pStyle w:val="Heading1"/>
       </w:pPr>
       <w:r>
+        <w:t>10. Project checkpoint and reflection</w:t>
+      </w:r>
+    </w:p>
+    <w:p>
+      <w:r>
+        <w:t>Connect Replication and reproduction to Reproducible AI Research Study, identify a limit and choose the next useful test.</w:t>
+      </w:r>
+    </w:p>
+    <w:p>
+      <w:pPr>
+        <w:spacing w:line="336" w:lineRule="auto" w:after="180"/>
+      </w:pPr>
+      <w:r>
+        <w:rPr>
+          <w:b w:val="0"/>
+        </w:rPr>
+        <w:t xml:space="preserve">Add a labelled </w:t>
+      </w:r>
+      <w:r>
+        <w:rPr>
+          <w:b/>
+        </w:rPr>
+        <w:t>replication</w:t>
+      </w:r>
+      <w:r>
+        <w:rPr>
+          <w:b w:val="0"/>
+        </w:rPr>
+        <w:t xml:space="preserve"> and reproduction </w:t>
+      </w:r>
+      <w:r>
+        <w:rPr>
+          <w:b/>
+        </w:rPr>
+        <w:t>evidence</w:t>
+      </w:r>
+      <w:r>
+        <w:rPr>
+          <w:b w:val="0"/>
+        </w:rPr>
+        <w:t xml:space="preserve"> sheet to Reproducible AI Research Study. Show how you can explain the </w:t>
+      </w:r>
+      <w:r>
+        <w:rPr>
+          <w:b/>
+        </w:rPr>
+        <w:t>mechanism</w:t>
+      </w:r>
+      <w:r>
+        <w:rPr>
+          <w:b w:val="0"/>
+        </w:rPr>
+        <w:t xml:space="preserve"> and terminology of </w:t>
+      </w:r>
+      <w:r>
+        <w:rPr>
+          <w:b/>
+        </w:rPr>
+        <w:t>replication</w:t>
+      </w:r>
+      <w:r>
+        <w:rPr>
+          <w:b w:val="0"/>
+        </w:rPr>
+        <w:t xml:space="preserve"> and reproduction.</w:t>
+      </w:r>
+    </w:p>
+    <w:p>
+      <w:pPr>
+        <w:spacing w:line="336" w:lineRule="auto" w:after="180"/>
+      </w:pPr>
+      <w:r>
+        <w:rPr>
+          <w:b w:val="0"/>
+        </w:rPr>
+        <w:t xml:space="preserve">Use the supplied fictional case and keep its </w:t>
+      </w:r>
+      <w:r>
+        <w:rPr>
+          <w:b/>
+        </w:rPr>
+        <w:t>input</w:t>
+      </w:r>
+      <w:r>
+        <w:rPr>
+          <w:b w:val="0"/>
+        </w:rPr>
+        <w:t xml:space="preserve">s, intermediate steps, calculation or </w:t>
+      </w:r>
+      <w:r>
+        <w:rPr>
+          <w:b/>
+        </w:rPr>
+        <w:t>prediction</w:t>
+      </w:r>
+      <w:r>
+        <w:rPr>
+          <w:b w:val="0"/>
+        </w:rPr>
+        <w:t>, and limitation. Connect this record to last week’s record; a matching answer without a trace is insufficient.</w:t>
+      </w:r>
+    </w:p>
+    <w:p>
+      <w:pPr>
+        <w:pStyle w:val="Heading3"/>
+      </w:pPr>
+      <w:r>
+        <w:t>My project change, supporting evidence and remaining limit</w:t>
+      </w:r>
+    </w:p>
+    <w:p>
+      <w:r>
+        <w:t>________________________________________________________________</w:t>
+      </w:r>
+    </w:p>
+    <w:p>
+      <w:r>
+        <w:t>________________________________________________________________</w:t>
+      </w:r>
+    </w:p>
+    <w:p>
+      <w:r>
+        <w:t>________________________________________________________________</w:t>
+      </w:r>
+    </w:p>
+    <w:p>
+      <w:r>
+        <w:t>________________________________________________________________</w:t>
+      </w:r>
+    </w:p>
+    <w:p>
+      <w:r>
+        <w:t>________________________________________________________________</w:t>
+      </w:r>
+    </w:p>
+    <w:p>
+      <w:r>
+        <w:t>________________________________________________________________</w:t>
+      </w:r>
+    </w:p>
+    <w:p>
+      <w:pPr>
+        <w:pStyle w:val="Heading1"/>
+      </w:pPr>
+      <w:r>
         <w:t>11. Feedback, return check and learning record</w:t>
+      </w:r>
+    </w:p>
+    <w:p>
+      <w:r>
+        <w:t>Record the first repaired step and a different case to revisit after a delay.</w:t>
       </w:r>
     </w:p>
     <w:tbl>
@@ -814,7 +1161,13 @@
       </w:tr>
     </w:tbl>
     <w:p>
-      <w:r>
+      <w:pPr>
+        <w:spacing w:line="336" w:lineRule="auto" w:after="180"/>
+      </w:pPr>
+      <w:r>
+        <w:rPr>
+          <w:b w:val="0"/>
+        </w:rPr>
         <w:t>Revisit this idea with your teacher after a delay. Familiarity is different from explaining and using it on a changed case.</w:t>
       </w:r>
     </w:p>
@@ -828,11 +1181,28 @@
     </w:p>
     <w:p>
       <w:r>
-        <w:t>Same records versus new experiment. A team first reruns a supplied analysis, then collects new records with the same protocol.</w:t>
+        <w:t>Same records versus new experiment. A team first reruns a supplied analysis, then collects new records with the same protocol. Explain the labelled step before checking the changed condition.</w:t>
       </w:r>
     </w:p>
     <w:p>
-      <w:r>
+      <w:pPr>
+        <w:spacing w:line="336" w:lineRule="auto" w:after="180"/>
+      </w:pPr>
+      <w:r>
+        <w:rPr>
+          <w:b w:val="0"/>
+        </w:rPr>
+        <w:t>Same records versus new experiment. A team first reruns a supplied analysis, then collects new records with the same protocol.</w:t>
+      </w:r>
+    </w:p>
+    <w:p>
+      <w:pPr>
+        <w:spacing w:line="336" w:lineRule="auto" w:after="180"/>
+      </w:pPr>
+      <w:r>
+        <w:rPr>
+          <w:b w:val="0"/>
+        </w:rPr>
         <w:t>Original recorded labels: [1,0,1,1]. Analysis counts correct cases. New independent set: [1,1,0,0]. Binary entries mean 1=correct and 0=incorrect.</w:t>
       </w:r>
     </w:p>
@@ -909,7 +1279,14 @@
       </w:r>
     </w:p>
     <w:p>
-      <w:r>
+      <w:pPr>
+        <w:spacing w:line="336" w:lineRule="auto" w:after="180"/>
+        <w:shd w:fill="F5F1FB"/>
+      </w:pPr>
+      <w:r>
+        <w:rPr>
+          <w:b w:val="0"/>
+        </w:rPr>
         <w:t>Calculate the scores from the original and new four-record sets. Which activity reproduces saved analysis, which repeats the protocol, and why does a different rerun of the original data need investigation?</w:t>
       </w:r>
     </w:p>
@@ -952,35 +1329,114 @@
       </w:r>
     </w:p>
     <w:p>
-      <w:r>
-        <w:t>Support used: alone / hint / worked example. This record is practice evidence.</w:t>
+      <w:pPr>
+        <w:pStyle w:val="Heading3"/>
+      </w:pPr>
+      <w:r>
+        <w:t>Record the help used</w:t>
       </w:r>
     </w:p>
     <w:p>
-      <w:r>
-        <w:t>Project connection: For the Reproducible AI Research Study, retain an annotated worked trace and the changed-case reasoning. Connect the claim to its records, units and assumptions so another investigator can challenge or reproduce it.</w:t>
+      <w:pPr>
+        <w:spacing w:line="336" w:lineRule="auto" w:after="180"/>
+        <w:shd w:fill="F1F6F8"/>
+      </w:pPr>
+      <w:r>
+        <w:rPr>
+          <w:b w:val="0"/>
+        </w:rPr>
+        <w:t xml:space="preserve">Support used: alone / hint / worked example. This record is practice </w:t>
+      </w:r>
+      <w:r>
+        <w:rPr>
+          <w:b/>
+        </w:rPr>
+        <w:t>evidence</w:t>
+      </w:r>
+      <w:r>
+        <w:rPr>
+          <w:b w:val="0"/>
+        </w:rPr>
+        <w:t>.</w:t>
       </w:r>
     </w:p>
     <w:p>
       <w:pPr>
-        <w:pStyle w:val="Heading1"/>
-      </w:pPr>
-      <w:r>
-        <w:t>13. Project portfolio milestone</w:t>
+        <w:spacing w:line="336" w:lineRule="auto" w:after="180"/>
+      </w:pPr>
+      <w:r>
+        <w:rPr>
+          <w:b w:val="0"/>
+        </w:rPr>
+        <w:t>Project connection: For the Reproducible AI Research Study, retain an annotated worked trace and the changed-case reasoning.</w:t>
       </w:r>
     </w:p>
     <w:p>
-      <w:r>
-        <w:t>Project: Reproducible AI Research Study</w:t>
+      <w:pPr>
+        <w:spacing w:line="336" w:lineRule="auto" w:after="180"/>
+      </w:pPr>
+      <w:r>
+        <w:rPr>
+          <w:b w:val="0"/>
+        </w:rPr>
+        <w:t>Connect the claim to its records, units and assumptions so another investigator can challenge or reproduce it.</w:t>
       </w:r>
     </w:p>
     <w:p>
-      <w:r>
-        <w:t>Current milestone: Frame the need. Name the user, the problem, allowed inputs and a safe simple starting method.</w:t>
+      <w:pPr>
+        <w:pStyle w:val="Heading1"/>
+      </w:pPr>
+      <w:r>
+        <w:t>13. Project portfolio milestone</w:t>
       </w:r>
     </w:p>
     <w:p>
       <w:r>
+        <w:t>Keep this week’s input, deciding step, result and limit together in the Reproducible AI Research Study record.</w:t>
+      </w:r>
+    </w:p>
+    <w:p>
+      <w:pPr>
+        <w:spacing w:line="336" w:lineRule="auto" w:after="180"/>
+      </w:pPr>
+      <w:r>
+        <w:rPr>
+          <w:b w:val="0"/>
+        </w:rPr>
+        <w:t>Project: Reproducible AI Research Study</w:t>
+      </w:r>
+    </w:p>
+    <w:p>
+      <w:pPr>
+        <w:spacing w:line="336" w:lineRule="auto" w:after="180"/>
+      </w:pPr>
+      <w:r>
+        <w:rPr>
+          <w:b w:val="0"/>
+        </w:rPr>
+        <w:t xml:space="preserve">Current milestone: Frame the need. Name the user, the problem, allowed </w:t>
+      </w:r>
+      <w:r>
+        <w:rPr>
+          <w:b/>
+        </w:rPr>
+        <w:t>input</w:t>
+      </w:r>
+      <w:r>
+        <w:rPr>
+          <w:b w:val="0"/>
+        </w:rPr>
+        <w:t>s and a safe simple starting method.</w:t>
+      </w:r>
+    </w:p>
+    <w:p>
+      <w:pPr>
+        <w:spacing w:line="336" w:lineRule="auto" w:after="180"/>
+      </w:pPr>
+      <w:r>
+        <w:rPr>
+          <w:b w:val="0"/>
+        </w:rPr>
         <w:t>For the Reproducible AI Research Study, retain an annotated worked trace and the changed-case reasoning. Connect the claim to its records, units and assumptions so another investigator can challenge or reproduce it.</w:t>
       </w:r>
     </w:p>
@@ -1143,53 +1599,104 @@
     </w:p>
     <w:p>
       <w:r>
-        <w:t>Use this supported practice once, in the browser or on paper. Keep the reserved independent assessment for a separate first attempt before teacher feedback.</w:t>
+        <w:t>Try the supported questions before comparing with hints and feedback. Record what you repaired and the evidence you retained.</w:t>
       </w:r>
     </w:p>
     <w:p>
-      <w:r>
-        <w:t>Same records versus new experiment. A team first reruns a supplied analysis, then collects new records with the same protocol.</w:t>
+      <w:pPr>
+        <w:spacing w:line="336" w:lineRule="auto" w:after="180"/>
+      </w:pPr>
+      <w:r>
+        <w:rPr>
+          <w:b w:val="0"/>
+        </w:rPr>
+        <w:t>Use this supported practice once, in the browser or on paper. Keep the reserved independent assessment for a separate first attempt before teacher feedback.</w:t>
       </w:r>
     </w:p>
     <w:p>
       <w:pPr>
-        <w:pStyle w:val="Heading3"/>
-      </w:pPr>
-      <w:r>
-        <w:t>Practice 1: explain the deciding evidence</w:t>
+        <w:spacing w:line="336" w:lineRule="auto" w:after="180"/>
+      </w:pPr>
+      <w:r>
+        <w:rPr>
+          <w:b w:val="0"/>
+        </w:rPr>
+        <w:t>Same records versus new experiment. A team first reruns a supplied analysis, then collects new records with the same protocol.</w:t>
       </w:r>
     </w:p>
     <w:p>
-      <w:r>
-        <w:t>Which labelled step matches this detail? The first checks computational reproduction; the second probes repeatability with new observations.</w:t>
+      <w:pPr>
+        <w:pStyle w:val="Heading3"/>
+      </w:pPr>
+      <w:r>
+        <w:t>Practice 1: explain the deciding evidence</w:t>
       </w:r>
     </w:p>
     <w:p>
-      <w:r>
-        <w:t>1. Compare purposes</w:t>
+      <w:pPr>
+        <w:spacing w:line="336" w:lineRule="auto" w:after="180"/>
+      </w:pPr>
+      <w:r>
+        <w:rPr>
+          <w:b w:val="0"/>
+        </w:rPr>
+        <w:t xml:space="preserve">Which labelled step matches this detail? The first checks computational reproduction; the second probes repeatability with new </w:t>
+      </w:r>
+      <w:r>
+        <w:rPr>
+          <w:b/>
+        </w:rPr>
+        <w:t>observation</w:t>
+      </w:r>
+      <w:r>
+        <w:rPr>
+          <w:b w:val="0"/>
+        </w:rPr>
+        <w:t>s.</w:t>
       </w:r>
     </w:p>
     <w:p>
-      <w:r>
-        <w:t>2. Reproduce the analysis</w:t>
+      <w:pPr>
+        <w:spacing w:line="336" w:lineRule="auto" w:after="180"/>
+        <w:shd w:fill="F4F9FC"/>
+      </w:pPr>
+      <w:r>
+        <w:rPr>
+          <w:b w:val="0"/>
+        </w:rPr>
+        <w:t>1. Compare purposes</w:t>
       </w:r>
     </w:p>
     <w:p>
-      <w:r>
-        <w:t>3. Repeat the protocol</w:t>
+      <w:pPr>
+        <w:spacing w:line="336" w:lineRule="auto" w:after="180"/>
+        <w:shd w:fill="F4F9FC"/>
+      </w:pPr>
+      <w:r>
+        <w:rPr>
+          <w:b w:val="0"/>
+        </w:rPr>
+        <w:t>2. Reproduce the analysis</w:t>
       </w:r>
     </w:p>
     <w:p>
       <w:pPr>
-        <w:pStyle w:val="Heading3"/>
-      </w:pPr>
-      <w:r>
-        <w:t>My selected conclusion, deciding fact and explanation</w:t>
+        <w:spacing w:line="336" w:lineRule="auto" w:after="180"/>
+        <w:shd w:fill="F4F9FC"/>
+      </w:pPr>
+      <w:r>
+        <w:rPr>
+          <w:b w:val="0"/>
+        </w:rPr>
+        <w:t>3. Repeat the protocol</w:t>
       </w:r>
     </w:p>
     <w:p>
-      <w:r>
-        <w:t>________________________________________________________________</w:t>
+      <w:pPr>
+        <w:pStyle w:val="Heading3"/>
+      </w:pPr>
+      <w:r>
+        <w:t>My selected conclusion, deciding fact and explanation</w:t>
       </w:r>
     </w:p>
     <w:p>
@@ -1214,40 +1721,79 @@
     </w:p>
     <w:p>
       <w:r>
-        <w:t>Hint if needed: Read the steps in the pictorial case. Match the supplied detail to the stage that performs or records it.</w:t>
+        <w:t>________________________________________________________________</w:t>
       </w:r>
     </w:p>
     <w:p>
-      <w:r>
-        <w:t>After your attempt, compare with the supported explanation: Compare purposes The first checks computational reproduction; the second probes repeatability with new observations. Reusing data and collecting new data answer different questions. A different new-sample result can arise without a code error; inspect both protocols and variability.</w:t>
+      <w:pPr>
+        <w:pStyle w:val="Heading3"/>
+      </w:pPr>
+      <w:r>
+        <w:t>Hint · try first</w:t>
       </w:r>
     </w:p>
     <w:p>
       <w:pPr>
-        <w:pStyle w:val="Heading3"/>
-      </w:pPr>
-      <w:r>
-        <w:t>Practice 2: explain the deciding evidence</w:t>
+        <w:spacing w:line="336" w:lineRule="auto" w:after="180"/>
+        <w:shd w:fill="F1F6F8"/>
+      </w:pPr>
+      <w:r>
+        <w:rPr>
+          <w:b w:val="0"/>
+        </w:rPr>
+        <w:t>Hint if needed: Read the steps in the pictorial case. Match the supplied detail to the stage that performs or records it.</w:t>
       </w:r>
     </w:p>
     <w:p>
-      <w:r>
-        <w:t>Changed-case practice: The rerun of the original records outputs 2/4. Which conclusion is supported by the supplied facts?</w:t>
+      <w:pPr>
+        <w:pStyle w:val="Heading3"/>
+      </w:pPr>
+      <w:r>
+        <w:t>Feedback · compare after trying</w:t>
       </w:r>
     </w:p>
     <w:p>
-      <w:r>
-        <w:t>1. This one example guarantees correct results for every future input.</w:t>
+      <w:pPr>
+        <w:spacing w:line="336" w:lineRule="auto" w:after="180"/>
+        <w:shd w:fill="F1F6FC"/>
+      </w:pPr>
+      <w:r>
+        <w:rPr>
+          <w:b w:val="0"/>
+        </w:rPr>
+        <w:t xml:space="preserve">After your attempt, compare with the supported explanation: Compare purposes The first checks computational reproduction; the second probes repeatability with new </w:t>
+      </w:r>
+      <w:r>
+        <w:rPr>
+          <w:b/>
+        </w:rPr>
+        <w:t>observation</w:t>
+      </w:r>
+      <w:r>
+        <w:rPr>
+          <w:b w:val="0"/>
+        </w:rPr>
+        <w:t>s.</w:t>
       </w:r>
     </w:p>
     <w:p>
-      <w:r>
-        <w:t>2. We can decide the result without examining the changed input or the procedure.</w:t>
+      <w:pPr>
+        <w:spacing w:line="336" w:lineRule="auto" w:after="180"/>
+        <w:shd w:fill="F1F6FC"/>
+      </w:pPr>
+      <w:r>
+        <w:rPr>
+          <w:b w:val="0"/>
+        </w:rPr>
+        <w:t>Reusing data and collecting new data answer different questions. A different new-sample result can arise without a code error; inspect both protocols and variability.</w:t>
       </w:r>
     </w:p>
     <w:p>
-      <w:r>
-        <w:t>3. Investigate code, version, input or scoring differences.</w:t>
+      <w:pPr>
+        <w:pStyle w:val="Heading3"/>
+      </w:pPr>
+      <w:r>
+        <w:t>Practice 2: explain the deciding evidence</w:t>
       </w:r>
     </w:p>
     <w:p>
@@ -1255,60 +1801,136 @@
         <w:pStyle w:val="Heading3"/>
       </w:pPr>
       <w:r>
-        <w:t>My selected conclusion, deciding fact and explanation</w:t>
+        <w:t>Changed case · predict first</w:t>
       </w:r>
     </w:p>
     <w:p>
-      <w:r>
-        <w:t>________________________________________________________________</w:t>
+      <w:pPr>
+        <w:spacing w:line="336" w:lineRule="auto" w:after="180"/>
+        <w:shd w:fill="F5F1FB"/>
+      </w:pPr>
+      <w:r>
+        <w:rPr>
+          <w:b w:val="0"/>
+        </w:rPr>
+        <w:t xml:space="preserve">Changed-case practice: The rerun of the original records </w:t>
+      </w:r>
+      <w:r>
+        <w:rPr>
+          <w:b/>
+        </w:rPr>
+        <w:t>output</w:t>
+      </w:r>
+      <w:r>
+        <w:rPr>
+          <w:b w:val="0"/>
+        </w:rPr>
+        <w:t>s 2/4. Which conclusion is supported by the supplied facts?</w:t>
       </w:r>
     </w:p>
     <w:p>
-      <w:r>
-        <w:t>________________________________________________________________</w:t>
+      <w:pPr>
+        <w:spacing w:line="336" w:lineRule="auto" w:after="180"/>
+        <w:shd w:fill="F4F9FC"/>
+      </w:pPr>
+      <w:r>
+        <w:rPr>
+          <w:b w:val="0"/>
+        </w:rPr>
+        <w:t xml:space="preserve">1. This one example guarantees correct results for every future </w:t>
+      </w:r>
+      <w:r>
+        <w:rPr>
+          <w:b/>
+        </w:rPr>
+        <w:t>input</w:t>
+      </w:r>
+      <w:r>
+        <w:rPr>
+          <w:b w:val="0"/>
+        </w:rPr>
+        <w:t>.</w:t>
       </w:r>
     </w:p>
     <w:p>
-      <w:r>
-        <w:t>________________________________________________________________</w:t>
+      <w:pPr>
+        <w:spacing w:line="336" w:lineRule="auto" w:after="180"/>
+        <w:shd w:fill="F4F9FC"/>
+      </w:pPr>
+      <w:r>
+        <w:rPr>
+          <w:b w:val="0"/>
+        </w:rPr>
+        <w:t xml:space="preserve">2. We can decide the result without examining the changed </w:t>
+      </w:r>
+      <w:r>
+        <w:rPr>
+          <w:b/>
+        </w:rPr>
+        <w:t>input</w:t>
+      </w:r>
+      <w:r>
+        <w:rPr>
+          <w:b w:val="0"/>
+        </w:rPr>
+        <w:t xml:space="preserve"> or the procedure.</w:t>
       </w:r>
     </w:p>
     <w:p>
-      <w:r>
-        <w:t>________________________________________________________________</w:t>
+      <w:pPr>
+        <w:spacing w:line="336" w:lineRule="auto" w:after="180"/>
+        <w:shd w:fill="F4F9FC"/>
+      </w:pPr>
+      <w:r>
+        <w:rPr>
+          <w:b w:val="0"/>
+        </w:rPr>
+        <w:t xml:space="preserve">3. Investigate code, version, </w:t>
+      </w:r>
+      <w:r>
+        <w:rPr>
+          <w:b/>
+        </w:rPr>
+        <w:t>input</w:t>
+      </w:r>
+      <w:r>
+        <w:rPr>
+          <w:b w:val="0"/>
+        </w:rPr>
+        <w:t xml:space="preserve"> or scoring differences.</w:t>
       </w:r>
     </w:p>
     <w:p>
-      <w:r>
-        <w:t>________________________________________________________________</w:t>
+      <w:pPr>
+        <w:pStyle w:val="Heading3"/>
+      </w:pPr>
+      <w:r>
+        <w:t>My selected conclusion, deciding fact and explanation</w:t>
       </w:r>
     </w:p>
     <w:p>
       <w:r>
-        <w:t>Hint if needed: Use the changed condition and the deciding step in the pictorial trace. The answer must say what follows from those facts.</w:t>
+        <w:t>________________________________________________________________</w:t>
       </w:r>
     </w:p>
     <w:p>
       <w:r>
-        <w:t>After your attempt, compare with the supported explanation: Investigate code, version, input or scoring differences. The same fixed records should give the same deterministic count.</w:t>
+        <w:t>________________________________________________________________</w:t>
       </w:r>
     </w:p>
     <w:p>
-      <w:pPr>
-        <w:pStyle w:val="Heading3"/>
-      </w:pPr>
-      <w:r>
-        <w:t>Repair a missing building block</w:t>
+      <w:r>
+        <w:t>________________________________________________________________</w:t>
       </w:r>
     </w:p>
     <w:p>
       <w:r>
-        <w:t>Review Methods results and limitations (ai-7/4). Goal: Explain the mechanism and terminology of methods results and limitations. Short practice: Place the five-photo procedure, 3/5 versus 4/5 finding and missing outdoor evidence in their proper categories. Why cannot the result establish that B is best for outdoor farming?. Return to this week and explain what you changed.</w:t>
+        <w:t>________________________________________________________________</w:t>
       </w:r>
     </w:p>
     <w:p>
       <w:r>
-        <w:t>Review Reading a research claim (ai-7/2). Goal: Explain the mechanism and terminology of reading a research claim. Short practice: Calculate the baseline and new rates for 2/10 and 4/10. Explain both twice the rate and the percentage-point change, and say why neither measures every learner’s improvement.. Return to this week and explain what you changed.</w:t>
+        <w:t>________________________________________________________________</w:t>
       </w:r>
     </w:p>
     <w:p>
@@ -1316,12 +1938,19 @@
         <w:pStyle w:val="Heading3"/>
       </w:pPr>
       <w:r>
-        <w:t>Keep your completed work</w:t>
+        <w:t>Hint · try first</w:t>
       </w:r>
     </w:p>
     <w:p>
-      <w:r>
-        <w:t>Use Download completed work in the hosted lesson to export your answers, reflections, practice feedback and code-run evidence. Open the HTML copy to read or print it. Drafts stay in this browser when storage is available; clear drafts on a shared device.</w:t>
+      <w:pPr>
+        <w:spacing w:line="336" w:lineRule="auto" w:after="180"/>
+        <w:shd w:fill="F1F6F8"/>
+      </w:pPr>
+      <w:r>
+        <w:rPr>
+          <w:b w:val="0"/>
+        </w:rPr>
+        <w:t>Hint if needed: Use the changed condition and the deciding step in the pictorial trace. The answer must say what follows from those facts.</w:t>
       </w:r>
     </w:p>
     <w:p>
@@ -1329,12 +1958,907 @@
         <w:pStyle w:val="Heading3"/>
       </w:pPr>
       <w:r>
-        <w:t>What I repaired, the evidence I kept and the next test</w:t>
+        <w:t>Feedback · compare after trying</w:t>
       </w:r>
     </w:p>
     <w:p>
+      <w:pPr>
+        <w:spacing w:line="336" w:lineRule="auto" w:after="180"/>
+        <w:shd w:fill="F1F6FC"/>
+      </w:pPr>
+      <w:r>
+        <w:rPr>
+          <w:b w:val="0"/>
+        </w:rPr>
+        <w:t xml:space="preserve">After your attempt, compare with the supported explanation: Investigate code, version, </w:t>
+      </w:r>
+      <w:r>
+        <w:rPr>
+          <w:b/>
+        </w:rPr>
+        <w:t>input</w:t>
+      </w:r>
+      <w:r>
+        <w:rPr>
+          <w:b w:val="0"/>
+        </w:rPr>
+        <w:t xml:space="preserve"> or scoring differences. The same fixed records should give the same deterministic count.</w:t>
+      </w:r>
+    </w:p>
+    <w:p>
+      <w:pPr>
+        <w:pStyle w:val="Heading3"/>
+      </w:pPr>
+      <w:r>
+        <w:t>Repair a missing building block</w:t>
+      </w:r>
+    </w:p>
+    <w:p>
+      <w:pPr>
+        <w:spacing w:line="336" w:lineRule="auto" w:after="180"/>
+      </w:pPr>
+      <w:r>
+        <w:rPr>
+          <w:b w:val="0"/>
+        </w:rPr>
+        <w:t xml:space="preserve">Review Methods results and limitations (ai-7/4). Goal: Explain the </w:t>
+      </w:r>
+      <w:r>
+        <w:rPr>
+          <w:b/>
+        </w:rPr>
+        <w:t>mechanism</w:t>
+      </w:r>
+      <w:r>
+        <w:rPr>
+          <w:b w:val="0"/>
+        </w:rPr>
+        <w:t xml:space="preserve"> and terminology of methods results and limitations.</w:t>
+      </w:r>
+    </w:p>
+    <w:p>
+      <w:pPr>
+        <w:spacing w:line="336" w:lineRule="auto" w:after="180"/>
+      </w:pPr>
+      <w:r>
+        <w:rPr>
+          <w:b w:val="0"/>
+        </w:rPr>
+        <w:t xml:space="preserve">Short practice: Place the five-photo procedure, 3/5 versus 4/5 finding and missing outdoor </w:t>
+      </w:r>
+      <w:r>
+        <w:rPr>
+          <w:b/>
+        </w:rPr>
+        <w:t>evidence</w:t>
+      </w:r>
+      <w:r>
+        <w:rPr>
+          <w:b w:val="0"/>
+        </w:rPr>
+        <w:t xml:space="preserve"> in their proper categories. Why cannot the result establish that B is best for outdoor farming?.</w:t>
+      </w:r>
+    </w:p>
+    <w:p>
+      <w:pPr>
+        <w:spacing w:line="336" w:lineRule="auto" w:after="180"/>
+      </w:pPr>
+      <w:r>
+        <w:rPr>
+          <w:b w:val="0"/>
+        </w:rPr>
+        <w:t>Return to this week and explain what you changed.</w:t>
+      </w:r>
+    </w:p>
+    <w:p>
+      <w:pPr>
+        <w:spacing w:line="336" w:lineRule="auto" w:after="180"/>
+      </w:pPr>
+      <w:r>
+        <w:rPr>
+          <w:b w:val="0"/>
+        </w:rPr>
+        <w:t xml:space="preserve">Review Reading a research claim (ai-7/2). Goal: Explain the </w:t>
+      </w:r>
+      <w:r>
+        <w:rPr>
+          <w:b/>
+        </w:rPr>
+        <w:t>mechanism</w:t>
+      </w:r>
+      <w:r>
+        <w:rPr>
+          <w:b w:val="0"/>
+        </w:rPr>
+        <w:t xml:space="preserve"> and terminology of reading a research claim. Short practice: Calculate the baseline and new rates for 2/10 and 4/10.</w:t>
+      </w:r>
+    </w:p>
+    <w:p>
+      <w:pPr>
+        <w:spacing w:line="336" w:lineRule="auto" w:after="180"/>
+      </w:pPr>
+      <w:r>
+        <w:rPr>
+          <w:b w:val="0"/>
+        </w:rPr>
+        <w:t>Explain both twice the rate and the percentage-point change, and say why neither measures every learner’s improvement.. Return to this week and explain what you changed.</w:t>
+      </w:r>
+    </w:p>
+    <w:p>
+      <w:pPr>
+        <w:pStyle w:val="Heading3"/>
+      </w:pPr>
+      <w:r>
+        <w:t>Keep your completed work</w:t>
+      </w:r>
+    </w:p>
+    <w:p>
+      <w:pPr>
+        <w:spacing w:line="336" w:lineRule="auto" w:after="180"/>
+      </w:pPr>
+      <w:r>
+        <w:rPr>
+          <w:b w:val="0"/>
+        </w:rPr>
+        <w:t xml:space="preserve">Use Download completed work in the hosted lesson to export your answers, reflections, practice feedback and code-run </w:t>
+      </w:r>
+      <w:r>
+        <w:rPr>
+          <w:b/>
+        </w:rPr>
+        <w:t>evidence</w:t>
+      </w:r>
+      <w:r>
+        <w:rPr>
+          <w:b w:val="0"/>
+        </w:rPr>
+        <w:t>. Open the HTML copy to read or print it.</w:t>
+      </w:r>
+    </w:p>
+    <w:p>
+      <w:pPr>
+        <w:spacing w:line="336" w:lineRule="auto" w:after="180"/>
+      </w:pPr>
+      <w:r>
+        <w:rPr>
+          <w:b w:val="0"/>
+        </w:rPr>
+        <w:t>Drafts stay in this browser when storage is available; clear drafts on a shared device.</w:t>
+      </w:r>
+    </w:p>
+    <w:p>
+      <w:pPr>
+        <w:pStyle w:val="Heading3"/>
+      </w:pPr>
+      <w:r>
+        <w:t>What I repaired, the evidence I kept and the next test</w:t>
+      </w:r>
+    </w:p>
+    <w:p>
       <w:r>
         <w:t>________________________________________________________________</w:t>
+      </w:r>
+    </w:p>
+    <w:p>
+      <w:r>
+        <w:t>________________________________________________________________</w:t>
+      </w:r>
+    </w:p>
+    <w:p>
+      <w:r>
+        <w:t>________________________________________________________________</w:t>
+      </w:r>
+    </w:p>
+    <w:p>
+      <w:r>
+        <w:t>________________________________________________________________</w:t>
+      </w:r>
+    </w:p>
+    <w:p>
+      <w:r>
+        <w:t>________________________________________________________________</w:t>
+      </w:r>
+    </w:p>
+    <w:p>
+      <w:pPr>
+        <w:pStyle w:val="Heading1"/>
+      </w:pPr>
+      <w:r>
+        <w:t>15. Visual concept journey</w:t>
+      </w:r>
+    </w:p>
+    <w:p>
+      <w:r>
+        <w:t>Explain each Replication and reproduction picture from its labels, then record a relevant limit.</w:t>
+      </w:r>
+    </w:p>
+    <w:p>
+      <w:pPr>
+        <w:pStyle w:val="Heading3"/>
+      </w:pPr>
+      <w:r>
+        <w:t>01. Replication and reproduction: the case</w:t>
+      </w:r>
+    </w:p>
+    <w:p>
+      <w:r>
+        <w:drawing>
+          <wp:inline xmlns:a="http://schemas.openxmlformats.org/drawingml/2006/main" xmlns:pic="http://schemas.openxmlformats.org/drawingml/2006/picture">
+            <wp:extent cx="5486400" cy="2834640"/>
+            <wp:docPr id="3" name="Picture 3" descr="Same records versus new experiment. A team first reruns a supplied analysis, then collects new records with the same protocol. Supplied facts: Original recorded labels: [1,0,1,1]. Analysis counts correct cases. New independent set: [1,1,0,0]. Binary entries mean 1=correct and 0=incorrect."/>
+            <wp:cNvGraphicFramePr>
+              <a:graphicFrameLocks noChangeAspect="1"/>
+            </wp:cNvGraphicFramePr>
+            <a:graphic>
+              <a:graphicData uri="http://schemas.openxmlformats.org/drawingml/2006/picture">
+                <pic:pic>
+                  <pic:nvPicPr>
+                    <pic:cNvPr id="0" name="academy-story-ai-7-5-01.png"/>
+                    <pic:cNvPicPr/>
+                  </pic:nvPicPr>
+                  <pic:blipFill>
+                    <a:blip r:embed="rId11"/>
+                    <a:stretch>
+                      <a:fillRect/>
+                    </a:stretch>
+                  </pic:blipFill>
+                  <pic:spPr>
+                    <a:xfrm>
+                      <a:off x="0" y="0"/>
+                      <a:ext cx="5486400" cy="2834640"/>
+                    </a:xfrm>
+                    <a:prstGeom prst="rect"/>
+                  </pic:spPr>
+                </pic:pic>
+              </a:graphicData>
+            </a:graphic>
+          </wp:inline>
+        </w:drawing>
+      </w:r>
+    </w:p>
+    <w:p>
+      <w:pPr>
+        <w:spacing w:line="336" w:lineRule="auto" w:after="180"/>
+      </w:pPr>
+      <w:r>
+        <w:rPr>
+          <w:b w:val="0"/>
+        </w:rPr>
+        <w:t>Same records versus new experiment. A team first reruns a supplied analysis, then collects new records with the same protocol. Supplied facts: Original recorded labels: [1,0,1,1]. Analysis counts correct cases.</w:t>
+      </w:r>
+    </w:p>
+    <w:p>
+      <w:pPr>
+        <w:spacing w:line="336" w:lineRule="auto" w:after="180"/>
+      </w:pPr>
+      <w:r>
+        <w:rPr>
+          <w:b w:val="0"/>
+        </w:rPr>
+        <w:t>New independent set: [1,1,0,0]. Binary entries mean 1=correct and 0=incorrect.</w:t>
+      </w:r>
+    </w:p>
+    <w:p>
+      <w:pPr>
+        <w:spacing w:line="336" w:lineRule="auto" w:after="180"/>
+        <w:shd w:fill="F5F1FB"/>
+      </w:pPr>
+      <w:r>
+        <w:rPr>
+          <w:b w:val="0"/>
+        </w:rPr>
+        <w:t>Point to the given fact that matters most. Explain why it matters.</w:t>
+      </w:r>
+    </w:p>
+    <w:p>
+      <w:pPr>
+        <w:pStyle w:val="Heading3"/>
+      </w:pPr>
+      <w:r>
+        <w:t>My picture explanation, deciding evidence and one limit</w:t>
+      </w:r>
+    </w:p>
+    <w:p>
+      <w:r>
+        <w:t>________________________________________________________________</w:t>
+      </w:r>
+    </w:p>
+    <w:p>
+      <w:r>
+        <w:t>________________________________________________________________</w:t>
+      </w:r>
+    </w:p>
+    <w:p>
+      <w:r>
+        <w:t>________________________________________________________________</w:t>
+      </w:r>
+    </w:p>
+    <w:p>
+      <w:r>
+        <w:t>________________________________________________________________</w:t>
+      </w:r>
+    </w:p>
+    <w:p>
+      <w:pPr>
+        <w:pStyle w:val="Heading3"/>
+      </w:pPr>
+      <w:r>
+        <w:t>02. Follow the deciding steps</w:t>
+      </w:r>
+    </w:p>
+    <w:p>
+      <w:r>
+        <w:drawing>
+          <wp:inline xmlns:a="http://schemas.openxmlformats.org/drawingml/2006/main" xmlns:pic="http://schemas.openxmlformats.org/drawingml/2006/picture">
+            <wp:extent cx="5486400" cy="3337560"/>
+            <wp:docPr id="4" name="Picture 4" descr="Reproduce the analysis: Reusing the supplied four records gives 3/4=75%. → Repeat the protocol: The new four-record set gives 2/4=50%. → Compare purposes: The first checks computational reproduction; the second probes repeatability with new observations."/>
+            <wp:cNvGraphicFramePr>
+              <a:graphicFrameLocks noChangeAspect="1"/>
+            </wp:cNvGraphicFramePr>
+            <a:graphic>
+              <a:graphicData uri="http://schemas.openxmlformats.org/drawingml/2006/picture">
+                <pic:pic>
+                  <pic:nvPicPr>
+                    <pic:cNvPr id="0" name="academy-story-ai-7-5-02.png"/>
+                    <pic:cNvPicPr/>
+                  </pic:nvPicPr>
+                  <pic:blipFill>
+                    <a:blip r:embed="rId12"/>
+                    <a:stretch>
+                      <a:fillRect/>
+                    </a:stretch>
+                  </pic:blipFill>
+                  <pic:spPr>
+                    <a:xfrm>
+                      <a:off x="0" y="0"/>
+                      <a:ext cx="5486400" cy="3337560"/>
+                    </a:xfrm>
+                    <a:prstGeom prst="rect"/>
+                  </pic:spPr>
+                </pic:pic>
+              </a:graphicData>
+            </a:graphic>
+          </wp:inline>
+        </w:drawing>
+      </w:r>
+    </w:p>
+    <w:p>
+      <w:pPr>
+        <w:spacing w:line="336" w:lineRule="auto" w:after="180"/>
+      </w:pPr>
+      <w:r>
+        <w:rPr>
+          <w:b w:val="0"/>
+        </w:rPr>
+        <w:t xml:space="preserve">Reproduce the analysis: Reusing the supplied four records gives 3/4=75%. → Repeat the protocol: The new four-record set gives 2/4=50%. → Compare purposes: The first checks computational reproduction; the second probes repeatability with new </w:t>
+      </w:r>
+      <w:r>
+        <w:rPr>
+          <w:b/>
+        </w:rPr>
+        <w:t>observation</w:t>
+      </w:r>
+      <w:r>
+        <w:rPr>
+          <w:b w:val="0"/>
+        </w:rPr>
+        <w:t>s.</w:t>
+      </w:r>
+    </w:p>
+    <w:p>
+      <w:pPr>
+        <w:spacing w:line="336" w:lineRule="auto" w:after="180"/>
+        <w:shd w:fill="F5F1FB"/>
+      </w:pPr>
+      <w:r>
+        <w:rPr>
+          <w:b w:val="0"/>
+        </w:rPr>
+        <w:t xml:space="preserve">Point to each numbered stage and explain which recorded </w:t>
+      </w:r>
+      <w:r>
+        <w:rPr>
+          <w:b/>
+        </w:rPr>
+        <w:t>input</w:t>
+      </w:r>
+      <w:r>
+        <w:rPr>
+          <w:b w:val="0"/>
+        </w:rPr>
+        <w:t xml:space="preserve"> it uses.</w:t>
+      </w:r>
+    </w:p>
+    <w:p>
+      <w:pPr>
+        <w:pStyle w:val="Heading3"/>
+      </w:pPr>
+      <w:r>
+        <w:t>My picture explanation, deciding evidence and one limit</w:t>
+      </w:r>
+    </w:p>
+    <w:p>
+      <w:r>
+        <w:t>________________________________________________________________</w:t>
+      </w:r>
+    </w:p>
+    <w:p>
+      <w:r>
+        <w:t>________________________________________________________________</w:t>
+      </w:r>
+    </w:p>
+    <w:p>
+      <w:r>
+        <w:t>________________________________________________________________</w:t>
+      </w:r>
+    </w:p>
+    <w:p>
+      <w:r>
+        <w:t>________________________________________________________________</w:t>
+      </w:r>
+    </w:p>
+    <w:p>
+      <w:pPr>
+        <w:pStyle w:val="Heading3"/>
+      </w:pPr>
+      <w:r>
+        <w:t>03. Different four-record datasets</w:t>
+      </w:r>
+    </w:p>
+    <w:p>
+      <w:r>
+        <w:drawing>
+          <wp:inline xmlns:a="http://schemas.openxmlformats.org/drawingml/2006/main" xmlns:pic="http://schemas.openxmlformats.org/drawingml/2006/picture">
+            <wp:extent cx="5486400" cy="2834640"/>
+            <wp:docPr id="5" name="Picture 5" descr="Different four-record datasets. Units: correct cases out of 4; samples differ. Saved analysis: 3. New sample: 2."/>
+            <wp:cNvGraphicFramePr>
+              <a:graphicFrameLocks noChangeAspect="1"/>
+            </wp:cNvGraphicFramePr>
+            <a:graphic>
+              <a:graphicData uri="http://schemas.openxmlformats.org/drawingml/2006/picture">
+                <pic:pic>
+                  <pic:nvPicPr>
+                    <pic:cNvPr id="0" name="academy-story-ai-7-5-03.png"/>
+                    <pic:cNvPicPr/>
+                  </pic:nvPicPr>
+                  <pic:blipFill>
+                    <a:blip r:embed="rId13"/>
+                    <a:stretch>
+                      <a:fillRect/>
+                    </a:stretch>
+                  </pic:blipFill>
+                  <pic:spPr>
+                    <a:xfrm>
+                      <a:off x="0" y="0"/>
+                      <a:ext cx="5486400" cy="2834640"/>
+                    </a:xfrm>
+                    <a:prstGeom prst="rect"/>
+                  </pic:spPr>
+                </pic:pic>
+              </a:graphicData>
+            </a:graphic>
+          </wp:inline>
+        </w:drawing>
+      </w:r>
+    </w:p>
+    <w:p>
+      <w:pPr>
+        <w:spacing w:line="336" w:lineRule="auto" w:after="180"/>
+      </w:pPr>
+      <w:r>
+        <w:rPr>
+          <w:b w:val="0"/>
+        </w:rPr>
+        <w:t>Different four-record datasets. Units: correct cases out of 4; samples differ. Saved analysis: 3. New sample: 2.</w:t>
+      </w:r>
+    </w:p>
+    <w:p>
+      <w:pPr>
+        <w:spacing w:line="336" w:lineRule="auto" w:after="180"/>
+        <w:shd w:fill="F5F1FB"/>
+      </w:pPr>
+      <w:r>
+        <w:rPr>
+          <w:b w:val="0"/>
+        </w:rPr>
+        <w:t>Read the labels and values. Explain the relationship the model shows.</w:t>
+      </w:r>
+    </w:p>
+    <w:p>
+      <w:pPr>
+        <w:pStyle w:val="Heading3"/>
+      </w:pPr>
+      <w:r>
+        <w:t>My picture explanation, deciding evidence and one limit</w:t>
+      </w:r>
+    </w:p>
+    <w:p>
+      <w:r>
+        <w:t>________________________________________________________________</w:t>
+      </w:r>
+    </w:p>
+    <w:p>
+      <w:r>
+        <w:t>________________________________________________________________</w:t>
+      </w:r>
+    </w:p>
+    <w:p>
+      <w:r>
+        <w:t>________________________________________________________________</w:t>
+      </w:r>
+    </w:p>
+    <w:p>
+      <w:r>
+        <w:t>________________________________________________________________</w:t>
+      </w:r>
+    </w:p>
+    <w:p>
+      <w:pPr>
+        <w:pStyle w:val="Heading3"/>
+      </w:pPr>
+      <w:r>
+        <w:t>04. Change one thing. Trace what follows.</w:t>
+      </w:r>
+    </w:p>
+    <w:p>
+      <w:r>
+        <w:drawing>
+          <wp:inline xmlns:a="http://schemas.openxmlformats.org/drawingml/2006/main" xmlns:pic="http://schemas.openxmlformats.org/drawingml/2006/picture">
+            <wp:extent cx="5486400" cy="3041904"/>
+            <wp:docPr id="6" name="Picture 6" descr="Original case: The first checks computational reproduction; the second probes repeatability with new observations. Changed condition: The rerun of the original records outputs 2/4. Expected result: Investigate code, version, input or scoring differences. Reason: The same fixed records should give the same deterministic count."/>
+            <wp:cNvGraphicFramePr>
+              <a:graphicFrameLocks noChangeAspect="1"/>
+            </wp:cNvGraphicFramePr>
+            <a:graphic>
+              <a:graphicData uri="http://schemas.openxmlformats.org/drawingml/2006/picture">
+                <pic:pic>
+                  <pic:nvPicPr>
+                    <pic:cNvPr id="0" name="academy-story-ai-7-5-04.png"/>
+                    <pic:cNvPicPr/>
+                  </pic:nvPicPr>
+                  <pic:blipFill>
+                    <a:blip r:embed="rId14"/>
+                    <a:stretch>
+                      <a:fillRect/>
+                    </a:stretch>
+                  </pic:blipFill>
+                  <pic:spPr>
+                    <a:xfrm>
+                      <a:off x="0" y="0"/>
+                      <a:ext cx="5486400" cy="3041904"/>
+                    </a:xfrm>
+                    <a:prstGeom prst="rect"/>
+                  </pic:spPr>
+                </pic:pic>
+              </a:graphicData>
+            </a:graphic>
+          </wp:inline>
+        </w:drawing>
+      </w:r>
+    </w:p>
+    <w:p>
+      <w:pPr>
+        <w:spacing w:line="336" w:lineRule="auto" w:after="180"/>
+      </w:pPr>
+      <w:r>
+        <w:rPr>
+          <w:b w:val="0"/>
+        </w:rPr>
+        <w:t xml:space="preserve">Original case: The first checks computational reproduction; the second probes repeatability with new </w:t>
+      </w:r>
+      <w:r>
+        <w:rPr>
+          <w:b/>
+        </w:rPr>
+        <w:t>observation</w:t>
+      </w:r>
+      <w:r>
+        <w:rPr>
+          <w:b w:val="0"/>
+        </w:rPr>
+        <w:t xml:space="preserve">s. Changed condition: The rerun of the original records </w:t>
+      </w:r>
+      <w:r>
+        <w:rPr>
+          <w:b/>
+        </w:rPr>
+        <w:t>output</w:t>
+      </w:r>
+      <w:r>
+        <w:rPr>
+          <w:b w:val="0"/>
+        </w:rPr>
+        <w:t>s 2/4.</w:t>
+      </w:r>
+    </w:p>
+    <w:p>
+      <w:pPr>
+        <w:spacing w:line="336" w:lineRule="auto" w:after="180"/>
+      </w:pPr>
+      <w:r>
+        <w:rPr>
+          <w:b w:val="0"/>
+        </w:rPr>
+        <w:t xml:space="preserve">Expected result: Investigate code, version, </w:t>
+      </w:r>
+      <w:r>
+        <w:rPr>
+          <w:b/>
+        </w:rPr>
+        <w:t>input</w:t>
+      </w:r>
+      <w:r>
+        <w:rPr>
+          <w:b w:val="0"/>
+        </w:rPr>
+        <w:t xml:space="preserve"> or scoring differences. Reason: The same fixed records should give the same deterministic count.</w:t>
+      </w:r>
+    </w:p>
+    <w:p>
+      <w:pPr>
+        <w:spacing w:line="336" w:lineRule="auto" w:after="180"/>
+        <w:shd w:fill="F5F1FB"/>
+      </w:pPr>
+      <w:r>
+        <w:rPr>
+          <w:b w:val="0"/>
+        </w:rPr>
+        <w:t>Predict before checking the worked changed-case result. Name what changed and what the supplied facts allow you to conclude.</w:t>
+      </w:r>
+    </w:p>
+    <w:p>
+      <w:pPr>
+        <w:pStyle w:val="Heading3"/>
+      </w:pPr>
+      <w:r>
+        <w:t>My picture explanation, deciding evidence and one limit</w:t>
+      </w:r>
+    </w:p>
+    <w:p>
+      <w:r>
+        <w:t>________________________________________________________________</w:t>
+      </w:r>
+    </w:p>
+    <w:p>
+      <w:r>
+        <w:t>________________________________________________________________</w:t>
+      </w:r>
+    </w:p>
+    <w:p>
+      <w:r>
+        <w:t>________________________________________________________________</w:t>
+      </w:r>
+    </w:p>
+    <w:p>
+      <w:r>
+        <w:t>________________________________________________________________</w:t>
+      </w:r>
+    </w:p>
+    <w:p>
+      <w:pPr>
+        <w:pStyle w:val="Heading3"/>
+      </w:pPr>
+      <w:r>
+        <w:t>05. Connect the explanation to its limit</w:t>
+      </w:r>
+    </w:p>
+    <w:p>
+      <w:r>
+        <w:drawing>
+          <wp:inline xmlns:a="http://schemas.openxmlformats.org/drawingml/2006/main" xmlns:pic="http://schemas.openxmlformats.org/drawingml/2006/picture">
+            <wp:extent cx="5486400" cy="2834640"/>
+            <wp:docPr id="7" name="Picture 7" descr="Reusing data and collecting new data answer different questions. A different new-sample result can arise without a code error; inspect both protocols and variability. Limit: Four-case samples are illustrative; neither result alone establishes broad reliability."/>
+            <wp:cNvGraphicFramePr>
+              <a:graphicFrameLocks noChangeAspect="1"/>
+            </wp:cNvGraphicFramePr>
+            <a:graphic>
+              <a:graphicData uri="http://schemas.openxmlformats.org/drawingml/2006/picture">
+                <pic:pic>
+                  <pic:nvPicPr>
+                    <pic:cNvPr id="0" name="academy-story-ai-7-5-05.png"/>
+                    <pic:cNvPicPr/>
+                  </pic:nvPicPr>
+                  <pic:blipFill>
+                    <a:blip r:embed="rId15"/>
+                    <a:stretch>
+                      <a:fillRect/>
+                    </a:stretch>
+                  </pic:blipFill>
+                  <pic:spPr>
+                    <a:xfrm>
+                      <a:off x="0" y="0"/>
+                      <a:ext cx="5486400" cy="2834640"/>
+                    </a:xfrm>
+                    <a:prstGeom prst="rect"/>
+                  </pic:spPr>
+                </pic:pic>
+              </a:graphicData>
+            </a:graphic>
+          </wp:inline>
+        </w:drawing>
+      </w:r>
+    </w:p>
+    <w:p>
+      <w:pPr>
+        <w:spacing w:line="336" w:lineRule="auto" w:after="180"/>
+      </w:pPr>
+      <w:r>
+        <w:rPr>
+          <w:b w:val="0"/>
+        </w:rPr>
+        <w:t>Reusing data and collecting new data answer different questions. A different new-sample result can arise without a code error; inspect both protocols and variability.</w:t>
+      </w:r>
+    </w:p>
+    <w:p>
+      <w:pPr>
+        <w:spacing w:line="336" w:lineRule="auto" w:after="180"/>
+      </w:pPr>
+      <w:r>
+        <w:rPr>
+          <w:b w:val="0"/>
+        </w:rPr>
+        <w:t>Limit: Four-case samples are illustrative; neither result alone establishes broad reliability.</w:t>
+      </w:r>
+    </w:p>
+    <w:p>
+      <w:pPr>
+        <w:spacing w:line="336" w:lineRule="auto" w:after="180"/>
+        <w:shd w:fill="F5F1FB"/>
+      </w:pPr>
+      <w:r>
+        <w:rPr>
+          <w:b w:val="0"/>
+        </w:rPr>
+        <w:t>Explain the case, then point to a limit on the claim.</w:t>
+      </w:r>
+    </w:p>
+    <w:p>
+      <w:pPr>
+        <w:pStyle w:val="Heading3"/>
+      </w:pPr>
+      <w:r>
+        <w:t>My picture explanation, deciding evidence and one limit</w:t>
+      </w:r>
+    </w:p>
+    <w:p>
+      <w:r>
+        <w:t>________________________________________________________________</w:t>
+      </w:r>
+    </w:p>
+    <w:p>
+      <w:r>
+        <w:t>________________________________________________________________</w:t>
+      </w:r>
+    </w:p>
+    <w:p>
+      <w:r>
+        <w:t>________________________________________________________________</w:t>
+      </w:r>
+    </w:p>
+    <w:p>
+      <w:r>
+        <w:t>________________________________________________________________</w:t>
+      </w:r>
+    </w:p>
+    <w:p>
+      <w:pPr>
+        <w:pStyle w:val="Heading3"/>
+      </w:pPr>
+      <w:r>
+        <w:t>06. Make the idea visible in your project</w:t>
+      </w:r>
+    </w:p>
+    <w:p>
+      <w:r>
+        <w:drawing>
+          <wp:inline xmlns:a="http://schemas.openxmlformats.org/drawingml/2006/main" xmlns:pic="http://schemas.openxmlformats.org/drawingml/2006/picture">
+            <wp:extent cx="5486400" cy="3828288"/>
+            <wp:docPr id="8" name="Picture 8" descr="For the Reproducible AI Research Study, retain an annotated worked trace and the changed-case reasoning. Connect the claim to its records, units and assumptions so another investigator can challenge or reproduce it. Draw your input, deciding step, result and limit. Supported question: Calculate the scores from the original and new four-record sets. Which activity reproduces saved analysis, which repeats the protocol, and why does a different rerun of the original data need investigation?"/>
+            <wp:cNvGraphicFramePr>
+              <a:graphicFrameLocks noChangeAspect="1"/>
+            </wp:cNvGraphicFramePr>
+            <a:graphic>
+              <a:graphicData uri="http://schemas.openxmlformats.org/drawingml/2006/picture">
+                <pic:pic>
+                  <pic:nvPicPr>
+                    <pic:cNvPr id="0" name="academy-story-ai-7-5-06.png"/>
+                    <pic:cNvPicPr/>
+                  </pic:nvPicPr>
+                  <pic:blipFill>
+                    <a:blip r:embed="rId16"/>
+                    <a:stretch>
+                      <a:fillRect/>
+                    </a:stretch>
+                  </pic:blipFill>
+                  <pic:spPr>
+                    <a:xfrm>
+                      <a:off x="0" y="0"/>
+                      <a:ext cx="5486400" cy="3828288"/>
+                    </a:xfrm>
+                    <a:prstGeom prst="rect"/>
+                  </pic:spPr>
+                </pic:pic>
+              </a:graphicData>
+            </a:graphic>
+          </wp:inline>
+        </w:drawing>
+      </w:r>
+    </w:p>
+    <w:p>
+      <w:pPr>
+        <w:spacing w:line="336" w:lineRule="auto" w:after="180"/>
+      </w:pPr>
+      <w:r>
+        <w:rPr>
+          <w:b w:val="0"/>
+        </w:rPr>
+        <w:t>For the Reproducible AI Research Study, retain an annotated worked trace and the changed-case reasoning. Connect the claim to its records, units and assumptions so another investigator can challenge or reproduce it.</w:t>
+      </w:r>
+    </w:p>
+    <w:p>
+      <w:pPr>
+        <w:spacing w:line="336" w:lineRule="auto" w:after="180"/>
+      </w:pPr>
+      <w:r>
+        <w:rPr>
+          <w:b w:val="0"/>
+        </w:rPr>
+        <w:t xml:space="preserve">Draw your </w:t>
+      </w:r>
+      <w:r>
+        <w:rPr>
+          <w:b/>
+        </w:rPr>
+        <w:t>input</w:t>
+      </w:r>
+      <w:r>
+        <w:rPr>
+          <w:b w:val="0"/>
+        </w:rPr>
+        <w:t>, deciding step, result and limit. Supported question: Calculate the scores from the original and new four-record sets.</w:t>
+      </w:r>
+    </w:p>
+    <w:p>
+      <w:pPr>
+        <w:spacing w:line="336" w:lineRule="auto" w:after="180"/>
+      </w:pPr>
+      <w:r>
+        <w:rPr>
+          <w:b w:val="0"/>
+        </w:rPr>
+        <w:t>Which activity reproduces saved analysis, which repeats the protocol, and why does a different rerun of the original data need investigation?</w:t>
+      </w:r>
+    </w:p>
+    <w:p>
+      <w:pPr>
+        <w:spacing w:line="336" w:lineRule="auto" w:after="180"/>
+        <w:shd w:fill="F5F1FB"/>
+      </w:pPr>
+      <w:r>
+        <w:rPr>
+          <w:b w:val="0"/>
+        </w:rPr>
+        <w:t xml:space="preserve">Draw your project trace and justify the deciding step using </w:t>
+      </w:r>
+      <w:r>
+        <w:rPr>
+          <w:b/>
+        </w:rPr>
+        <w:t>evidence</w:t>
+      </w:r>
+      <w:r>
+        <w:rPr>
+          <w:b w:val="0"/>
+        </w:rPr>
+        <w:t>.</w:t>
+      </w:r>
+    </w:p>
+    <w:p>
+      <w:pPr>
+        <w:pStyle w:val="Heading3"/>
+      </w:pPr>
+      <w:r>
+        <w:t>My picture explanation, deciding evidence and one limit</w:t>
       </w:r>
     </w:p>
     <w:p>

--- a/downloads/workbook/ai-7-week-05.docx
+++ b/downloads/workbook/ai-7-week-05.docx
@@ -25,22 +25,45 @@
         <w:pStyle w:val="Heading1"/>
       </w:pPr>
       <w:r>
-        <w:t>01. Recall and choose your starting point</w:t>
-      </w:r>
-    </w:p>
-    <w:p>
-      <w:r>
-        <w:t>Record your starting explanation for Replication and reproduction before opening notes. Show any later correction separately.</w:t>
-      </w:r>
-    </w:p>
-    <w:p>
-      <w:pPr>
-        <w:spacing w:line="336" w:lineRule="auto" w:after="180"/>
-      </w:pPr>
-      <w:r>
-        <w:rPr>
-          <w:b w:val="0"/>
-        </w:rPr>
+        <w:t>One complete artifact, run and case-evidence record.</w:t>
+      </w:r>
+    </w:p>
+    <w:p>
+      <w:r>
+        <w:t>Keep data/procedure versions, replay/new status, events, case IDs, outcomes and assumptions together.</w:t>
+      </w:r>
+    </w:p>
+    <w:p>
+      <w:r>
+        <w:t>Recall → W1–W3/W5 → independent six-plus-four case → reproduction project → delayed return.</w:t>
+      </w:r>
+    </w:p>
+    <w:p>
+      <w:pPr>
+        <w:pStyle w:val="Heading1"/>
+      </w:pPr>
+      <w:r>
+        <w:t>01. Recall · Retrieve before notes</w:t>
+      </w:r>
+    </w:p>
+    <w:p>
+      <w:r>
+        <w:t>Keep this task’s inputs,rule and response together.</w:t>
+      </w:r>
+    </w:p>
+    <w:p>
+      <w:pPr>
+        <w:pStyle w:val="Heading2"/>
+      </w:pPr>
+      <w:r>
+        <w:t>Complete task and evidence</w:t>
+      </w:r>
+    </w:p>
+    <w:p>
+      <w:pPr>
+        <w:pStyle w:val="ListBullet"/>
+      </w:pPr>
+      <w:r>
         <w:t>Try the recall before opening notes. Then use a different colour or a labelled second line to correct your explanation.</w:t>
       </w:r>
     </w:p>
@@ -54,12 +77,9 @@
     </w:p>
     <w:p>
       <w:pPr>
-        <w:spacing w:line="336" w:lineRule="auto" w:after="180"/>
-      </w:pPr>
-      <w:r>
-        <w:rPr>
-          <w:b w:val="0"/>
-        </w:rPr>
+        <w:pStyle w:val="ListBullet"/>
+      </w:pPr>
+      <w:r>
         <w:t>Without opening the old lesson, explain one key idea from Methods results and limitations. Give an example and a mistake that the idea helps you avoid.</w:t>
       </w:r>
     </w:p>
@@ -96,12 +116,9 @@
     </w:p>
     <w:p>
       <w:pPr>
-        <w:spacing w:line="336" w:lineRule="auto" w:after="180"/>
-      </w:pPr>
-      <w:r>
-        <w:rPr>
-          <w:b w:val="0"/>
-        </w:rPr>
+        <w:pStyle w:val="ListBullet"/>
+      </w:pPr>
+      <w:r>
         <w:t>Without opening the old lesson, explain one key idea from Reading a research claim. Give an example and a mistake that the idea helps you avoid.</w:t>
       </w:r>
     </w:p>
@@ -133,135 +150,44 @@
         <w:pStyle w:val="Heading1"/>
       </w:pPr>
       <w:r>
-        <w:t>02. Practise with fading help</w:t>
-      </w:r>
-    </w:p>
-    <w:p>
-      <w:r>
-        <w:t>Complete the supported Replication and reproduction trace and record the first step you can explain without help.</w:t>
-      </w:r>
-    </w:p>
-    <w:p>
-      <w:pPr>
-        <w:spacing w:line="336" w:lineRule="auto" w:after="180"/>
-      </w:pPr>
-      <w:r>
-        <w:rPr>
-          <w:b w:val="0"/>
-        </w:rPr>
-        <w:t xml:space="preserve">Use W2: Trace the worked case for </w:t>
-      </w:r>
-      <w:r>
-        <w:rPr>
-          <w:b/>
-        </w:rPr>
-        <w:t>Replication</w:t>
-      </w:r>
-      <w:r>
-        <w:rPr>
-          <w:b w:val="0"/>
-        </w:rPr>
-        <w:t xml:space="preserve"> and reproduction. Record the answer once; the lesson and workbook refer to the same attempt.</w:t>
-      </w:r>
-    </w:p>
-    <w:tbl>
-      <w:tblPr>
-        <w:tblStyle w:val="LightShading-Accent1"/>
-        <w:tblW w:type="auto" w:w="0"/>
-        <w:tblLook w:firstColumn="1" w:firstRow="1" w:lastColumn="0" w:lastRow="0" w:noHBand="0" w:noVBand="1" w:val="04A0"/>
-      </w:tblPr>
-      <w:tblGrid>
-        <w:gridCol w:w="2556"/>
-        <w:gridCol w:w="2556"/>
-        <w:gridCol w:w="2556"/>
-        <w:gridCol w:w="2556"/>
-      </w:tblGrid>
-      <w:tr>
-        <w:trPr>
-          <w:tblHeader/>
-        </w:trPr>
-        <w:tc>
-          <w:tcPr>
-            <w:tcW w:type="dxa" w:w="2556"/>
-          </w:tcPr>
-          <w:p>
-            <w:r>
-              <w:t>Given inputs</w:t>
-            </w:r>
-          </w:p>
-        </w:tc>
-        <w:tc>
-          <w:tcPr>
-            <w:tcW w:type="dxa" w:w="2556"/>
-          </w:tcPr>
-          <w:p>
-            <w:r>
-              <w:t>Procedure I chose</w:t>
-            </w:r>
-          </w:p>
-        </w:tc>
-        <w:tc>
-          <w:tcPr>
-            <w:tcW w:type="dxa" w:w="2556"/>
-          </w:tcPr>
-          <w:p>
-            <w:r>
-              <w:t>Middle steps</w:t>
-            </w:r>
-          </w:p>
-        </w:tc>
-        <w:tc>
-          <w:tcPr>
-            <w:tcW w:type="dxa" w:w="2556"/>
-          </w:tcPr>
-          <w:p>
-            <w:r>
-              <w:t>Result and check</w:t>
-            </w:r>
-          </w:p>
-        </w:tc>
-      </w:tr>
-      <w:tr>
-        <w:tc>
-          <w:tcPr>
-            <w:tcW w:type="dxa" w:w="2556"/>
-          </w:tcPr>
-          <w:p>
-            <w:r/>
-          </w:p>
-        </w:tc>
-        <w:tc>
-          <w:tcPr>
-            <w:tcW w:type="dxa" w:w="2556"/>
-          </w:tcPr>
-          <w:p>
-            <w:r/>
-          </w:p>
-        </w:tc>
-        <w:tc>
-          <w:tcPr>
-            <w:tcW w:type="dxa" w:w="2556"/>
-          </w:tcPr>
-          <w:p>
-            <w:r/>
-          </w:p>
-        </w:tc>
-        <w:tc>
-          <w:tcPr>
-            <w:tcW w:type="dxa" w:w="2556"/>
-          </w:tcPr>
-          <w:p>
-            <w:r/>
-          </w:p>
-        </w:tc>
-      </w:tr>
-    </w:tbl>
+        <w:t>05. W1 · Explain the current example</w:t>
+      </w:r>
+    </w:p>
+    <w:p>
+      <w:r>
+        <w:t>Keep this task’s inputs,rule and response together.</w:t>
+      </w:r>
+    </w:p>
+    <w:p>
+      <w:pPr>
+        <w:pStyle w:val="Heading2"/>
+      </w:pPr>
+      <w:r>
+        <w:t>Complete task and evidence</w:t>
+      </w:r>
+    </w:p>
+    <w:p>
+      <w:pPr>
+        <w:pStyle w:val="ListBullet"/>
+      </w:pPr>
+      <w:r>
+        <w:t>Project convention: replay/reproducing computation uses saved artifacts and stated procedure/environment; new-data replication collects new eligible observations under a comparable question/plan. Terms vary, so define them. Main Q1–Q8 original plus same-ID replay gives 16 evaluation events, 8 distinct cases, 0 new cases. Different IDs alone do not establish statistical independence, and equal correctness outcomes do not mean duplicate cases. Separate picture recorded correctness flags [1, 0, 1, 1] yield 3/4=75%; same deterministic replay also 75%. New supplied flags [1, 1, 0, 0] yield 2/4=50%; across three runs 12 events/8 distinct IDs/4 new IDs. The picture’s independence is a supplied assumption, not tested by IDs. New-sample score changes can occur without code error; original artifact unexpectedly scoring 2/4 needs data/code/settings/procedure investigation. Added deliberately changed-analysis example is one possible mismatch mechanism, not a real diagnosis. Preserve versions, protocol and raw fictional outputs. Code executes supplied fixtures, with no actual partner rerun or new collection, and no broad reliability claim.</w:t>
+      </w:r>
+    </w:p>
+    <w:p>
+      <w:pPr>
+        <w:pStyle w:val="ListBullet"/>
+      </w:pPr>
+      <w:r>
+        <w:t>Explain the weekly mechanism in your own words. Use the worked scenario to name its input, decision rule and output.</w:t>
+      </w:r>
+    </w:p>
     <w:p>
       <w:pPr>
         <w:pStyle w:val="Heading3"/>
       </w:pPr>
       <w:r>
-        <w:t>The step I completed without help, and the hint I needed</w:t>
+        <w:t>My reasoning and evidence</w:t>
       </w:r>
     </w:p>
     <w:p>
@@ -280,50 +206,55 @@
       </w:r>
     </w:p>
     <w:p>
+      <w:r>
+        <w:t>________________________________________________________________</w:t>
+      </w:r>
+    </w:p>
+    <w:p>
+      <w:r>
+        <w:t>________________________________________________________________</w:t>
+      </w:r>
+    </w:p>
+    <w:p>
+      <w:r>
+        <w:t>________________________________________________________________</w:t>
+      </w:r>
+    </w:p>
+    <w:p>
       <w:pPr>
         <w:pStyle w:val="Heading1"/>
       </w:pPr>
       <w:r>
-        <w:t>03. Individual reasoning check</w:t>
-      </w:r>
-    </w:p>
-    <w:p>
-      <w:r>
-        <w:t>Check the proposed Replication and reproduction explanation against the supplied facts before discussing it.</w:t>
-      </w:r>
-    </w:p>
-    <w:p>
-      <w:pPr>
-        <w:spacing w:line="336" w:lineRule="auto" w:after="180"/>
-      </w:pPr>
-      <w:r>
-        <w:rPr>
-          <w:b w:val="0"/>
-        </w:rPr>
-        <w:t xml:space="preserve">Use the worked case for </w:t>
-      </w:r>
-      <w:r>
-        <w:rPr>
-          <w:b/>
-        </w:rPr>
-        <w:t>Replication</w:t>
-      </w:r>
-      <w:r>
-        <w:rPr>
-          <w:b w:val="0"/>
-        </w:rPr>
-        <w:t xml:space="preserve"> and reproduction. Proposed explanation: “The worked result establishes every future case”. Decide whether this explanation is supported.</w:t>
-      </w:r>
-    </w:p>
-    <w:p>
-      <w:pPr>
-        <w:spacing w:line="336" w:lineRule="auto" w:after="180"/>
-      </w:pPr>
-      <w:r>
-        <w:rPr>
-          <w:b w:val="0"/>
-        </w:rPr>
-        <w:t>Point to the step or supplied fact that decides; explain your repair if needed.</w:t>
+        <w:t>06. W2 · Trace the worked case</w:t>
+      </w:r>
+    </w:p>
+    <w:p>
+      <w:r>
+        <w:t>Keep the supplied inputs, comparison rule and evidence together.</w:t>
+      </w:r>
+    </w:p>
+    <w:p>
+      <w:pPr>
+        <w:pStyle w:val="Heading2"/>
+      </w:pPr>
+      <w:r>
+        <w:t>Complete task and evidence</w:t>
+      </w:r>
+    </w:p>
+    <w:p>
+      <w:pPr>
+        <w:pStyle w:val="ListBullet"/>
+      </w:pPr>
+      <w:r>
+        <w:t>Project convention: replay/reproducing computation uses saved artifacts and stated procedure/environment; new-data replication collects new eligible observations under a comparable question/plan. Terms vary, so define them. Main Q1–Q8 original plus same-ID replay gives 16 evaluation events, 8 distinct cases, 0 new cases. Different IDs alone do not establish statistical independence, and equal correctness outcomes do not mean duplicate cases. Separate picture recorded correctness flags [1, 0, 1, 1] yield 3/4=75%; same deterministic replay also 75%. New supplied flags [1, 1, 0, 0] yield 2/4=50%; across three runs 12 events/8 distinct IDs/4 new IDs. The picture’s independence is a supplied assumption, not tested by IDs. New-sample score changes can occur without code error; original artifact unexpectedly scoring 2/4 needs data/code/settings/procedure investigation. Added deliberately changed-analysis example is one possible mismatch mechanism, not a real diagnosis. Preserve versions, protocol and raw fictional outputs. Code executes supplied fixtures, with no actual partner rerun or new collection, and no broad reliability claim.</w:t>
+      </w:r>
+    </w:p>
+    <w:p>
+      <w:pPr>
+        <w:pStyle w:val="ListBullet"/>
+      </w:pPr>
+      <w:r>
+        <w:t>Partner reruns the same eight cases and gets the same score. Team counts sixteen independent cases. Show the intermediate steps and give the conclusion with its scope.</w:t>
       </w:r>
     </w:p>
     <w:p>
@@ -331,7 +262,7 @@
         <w:pStyle w:val="Heading3"/>
       </w:pPr>
       <w:r>
-        <w:t>My explanation before partner discussion</w:t>
+        <w:t>My reasoning and evidence</w:t>
       </w:r>
     </w:p>
     <w:p>
@@ -355,16 +286,55 @@
       </w:r>
     </w:p>
     <w:p>
+      <w:r>
+        <w:t>________________________________________________________________</w:t>
+      </w:r>
+    </w:p>
+    <w:p>
+      <w:r>
+        <w:t>________________________________________________________________</w:t>
+      </w:r>
+    </w:p>
+    <w:p>
+      <w:r>
+        <w:t>________________________________________________________________</w:t>
+      </w:r>
+    </w:p>
+    <w:p>
       <w:pPr>
         <w:pStyle w:val="Heading1"/>
       </w:pPr>
       <w:r>
-        <w:t>04. Independent transfer case</w:t>
-      </w:r>
-    </w:p>
-    <w:p>
-      <w:r>
-        <w:t>Write one first attempt at the reserved independent case before feedback. Repeated copies of that case refer to the same recorded attempt.</w:t>
+        <w:t>07. W3 · Repair a misconception</w:t>
+      </w:r>
+    </w:p>
+    <w:p>
+      <w:r>
+        <w:t>Keep this task’s inputs,rule and response together.</w:t>
+      </w:r>
+    </w:p>
+    <w:p>
+      <w:pPr>
+        <w:pStyle w:val="Heading2"/>
+      </w:pPr>
+      <w:r>
+        <w:t>Complete task and evidence</w:t>
+      </w:r>
+    </w:p>
+    <w:p>
+      <w:pPr>
+        <w:pStyle w:val="ListBullet"/>
+      </w:pPr>
+      <w:r>
+        <w:t>Project convention: replay/reproducing computation uses saved artifacts and stated procedure/environment; new-data replication collects new eligible observations under a comparable question/plan. Terms vary, so define them. Main Q1–Q8 original plus same-ID replay gives 16 evaluation events, 8 distinct cases, 0 new cases. Different IDs alone do not establish statistical independence, and equal correctness outcomes do not mean duplicate cases. Separate picture recorded correctness flags [1, 0, 1, 1] yield 3/4=75%; same deterministic replay also 75%. New supplied flags [1, 1, 0, 0] yield 2/4=50%; across three runs 12 events/8 distinct IDs/4 new IDs. The picture’s independence is a supplied assumption, not tested by IDs. New-sample score changes can occur without code error; original artifact unexpectedly scoring 2/4 needs data/code/settings/procedure investigation. Added deliberately changed-analysis example is one possible mismatch mechanism, not a real diagnosis. Preserve versions, protocol and raw fictional outputs. Code executes supplied fixtures, with no actual partner rerun or new collection, and no broad reliability claim.</w:t>
+      </w:r>
+    </w:p>
+    <w:p>
+      <w:pPr>
+        <w:pStyle w:val="ListBullet"/>
+      </w:pPr>
+      <w:r>
+        <w:t>A report omits this qualification: Exact replay can preserve the original design flaws; new data can change conditions and needs its own record. Explain how omitting it could change a reader's interpretation, and write an accurate replacement.</w:t>
       </w:r>
     </w:p>
     <w:p>
@@ -372,31 +342,154 @@
         <w:pStyle w:val="Heading3"/>
       </w:pPr>
       <w:r>
+        <w:t>My reasoning and evidence</w:t>
+      </w:r>
+    </w:p>
+    <w:p>
+      <w:r>
+        <w:t>________________________________________________________________</w:t>
+      </w:r>
+    </w:p>
+    <w:p>
+      <w:r>
+        <w:t>________________________________________________________________</w:t>
+      </w:r>
+    </w:p>
+    <w:p>
+      <w:r>
+        <w:t>________________________________________________________________</w:t>
+      </w:r>
+    </w:p>
+    <w:p>
+      <w:r>
+        <w:t>________________________________________________________________</w:t>
+      </w:r>
+    </w:p>
+    <w:p>
+      <w:r>
+        <w:t>________________________________________________________________</w:t>
+      </w:r>
+    </w:p>
+    <w:p>
+      <w:r>
+        <w:t>________________________________________________________________</w:t>
+      </w:r>
+    </w:p>
+    <w:p>
+      <w:pPr>
+        <w:pStyle w:val="Heading1"/>
+      </w:pPr>
+      <w:r>
+        <w:t>09. W5 · Explain the limitation</w:t>
+      </w:r>
+    </w:p>
+    <w:p>
+      <w:r>
+        <w:t>Keep this task’s inputs,rule and response together.</w:t>
+      </w:r>
+    </w:p>
+    <w:p>
+      <w:pPr>
+        <w:pStyle w:val="Heading2"/>
+      </w:pPr>
+      <w:r>
+        <w:t>Complete task and evidence</w:t>
+      </w:r>
+    </w:p>
+    <w:p>
+      <w:pPr>
+        <w:pStyle w:val="ListBullet"/>
+      </w:pPr>
+      <w:r>
+        <w:t>Project convention: replay/reproducing computation uses saved artifacts and stated procedure/environment; new-data replication collects new eligible observations under a comparable question/plan. Terms vary, so define them. Main Q1–Q8 original plus same-ID replay gives 16 evaluation events, 8 distinct cases, 0 new cases. Different IDs alone do not establish statistical independence, and equal correctness outcomes do not mean duplicate cases. Separate picture recorded correctness flags [1, 0, 1, 1] yield 3/4=75%; same deterministic replay also 75%. New supplied flags [1, 1, 0, 0] yield 2/4=50%; across three runs 12 events/8 distinct IDs/4 new IDs. The picture’s independence is a supplied assumption, not tested by IDs. New-sample score changes can occur without code error; original artifact unexpectedly scoring 2/4 needs data/code/settings/procedure investigation. Added deliberately changed-analysis example is one possible mismatch mechanism, not a real diagnosis. Preserve versions, protocol and raw fictional outputs. Code executes supplied fixtures, with no actual partner rerun or new collection, and no broad reliability claim.</w:t>
+      </w:r>
+    </w:p>
+    <w:p>
+      <w:pPr>
+        <w:pStyle w:val="ListBullet"/>
+      </w:pPr>
+      <w:r>
+        <w:t>For the worked scenario, propose one additional case that could reveal a failure, describe its expected outcome before running it, and explain what would need to remain fixed for a fair comparison. Do not reuse W4 as a new final test after receiving feedback.</w:t>
+      </w:r>
+    </w:p>
+    <w:p>
+      <w:pPr>
+        <w:pStyle w:val="Heading3"/>
+      </w:pPr>
+      <w:r>
+        <w:t>My reasoning and evidence</w:t>
+      </w:r>
+    </w:p>
+    <w:p>
+      <w:r>
+        <w:t>________________________________________________________________</w:t>
+      </w:r>
+    </w:p>
+    <w:p>
+      <w:r>
+        <w:t>________________________________________________________________</w:t>
+      </w:r>
+    </w:p>
+    <w:p>
+      <w:r>
+        <w:t>________________________________________________________________</w:t>
+      </w:r>
+    </w:p>
+    <w:p>
+      <w:r>
+        <w:t>________________________________________________________________</w:t>
+      </w:r>
+    </w:p>
+    <w:p>
+      <w:r>
+        <w:t>________________________________________________________________</w:t>
+      </w:r>
+    </w:p>
+    <w:p>
+      <w:r>
+        <w:t>________________________________________________________________</w:t>
+      </w:r>
+    </w:p>
+    <w:p>
+      <w:r>
+        <w:t>________________________________________________________________</w:t>
+      </w:r>
+    </w:p>
+    <w:p>
+      <w:pPr>
+        <w:pStyle w:val="Heading1"/>
+      </w:pPr>
+      <w:r>
+        <w:t>04. Try alone · Selected transfer</w:t>
+      </w:r>
+    </w:p>
+    <w:p>
+      <w:r>
+        <w:t>Keep this task’s inputs,rule and response together.</w:t>
+      </w:r>
+    </w:p>
+    <w:p>
+      <w:pPr>
+        <w:pStyle w:val="Heading2"/>
+      </w:pPr>
+      <w:r>
+        <w:t>Complete task and evidence</w:t>
+      </w:r>
+    </w:p>
+    <w:p>
+      <w:pPr>
+        <w:pStyle w:val="Heading3"/>
+      </w:pPr>
+      <w:r>
         <w:t>Independent case: Apply a new case independently</w:t>
       </w:r>
     </w:p>
     <w:p>
       <w:pPr>
-        <w:spacing w:line="336" w:lineRule="auto" w:after="180"/>
-        <w:shd w:fill="F5F1FB"/>
-      </w:pPr>
-      <w:r>
-        <w:rPr>
-          <w:b w:val="0"/>
-        </w:rPr>
-        <w:t xml:space="preserve">Team repeats old six queries, then evaluates four newly reserved queries. How many distinct cases and which are new </w:t>
-      </w:r>
-      <w:r>
-        <w:rPr>
-          <w:b/>
-        </w:rPr>
-        <w:t>evidence</w:t>
-      </w:r>
-      <w:r>
-        <w:rPr>
-          <w:b w:val="0"/>
-        </w:rPr>
-        <w:t>?</w:t>
+        <w:pStyle w:val="ListBullet"/>
+      </w:pPr>
+      <w:r>
+        <w:t>Team repeats old six queries, then evaluates four newly reserved queries. How many distinct cases and which are new evidence?</w:t>
       </w:r>
     </w:p>
     <w:p>
@@ -444,12 +537,9 @@
     </w:p>
     <w:p>
       <w:pPr>
-        <w:spacing w:line="336" w:lineRule="auto" w:after="180"/>
-      </w:pPr>
-      <w:r>
-        <w:rPr>
-          <w:b w:val="0"/>
-        </w:rPr>
+        <w:pStyle w:val="ListBullet"/>
+      </w:pPr>
+      <w:r>
         <w:t>Attempt this case before feedback. Record any help. Earlier examples below are further practice; a case already practised with feedback cannot establish fresh transfer.</w:t>
       </w:r>
     </w:p>
@@ -458,59 +548,28 @@
         <w:pStyle w:val="Heading1"/>
       </w:pPr>
       <w:r>
-        <w:t>05. W1 Explain the mechanism</w:t>
-      </w:r>
-    </w:p>
-    <w:p>
-      <w:r>
-        <w:t>Explain the mechanism. Apply the supplied Replication and reproduction facts and keep your reasoning.</w:t>
-      </w:r>
-    </w:p>
-    <w:p>
-      <w:pPr>
-        <w:spacing w:line="336" w:lineRule="auto" w:after="180"/>
-      </w:pPr>
-      <w:r>
-        <w:rPr>
-          <w:b w:val="0"/>
-        </w:rPr>
-        <w:t xml:space="preserve">Explain the weekly </w:t>
-      </w:r>
-      <w:r>
-        <w:rPr>
-          <w:b/>
-        </w:rPr>
-        <w:t>mechanism</w:t>
-      </w:r>
-      <w:r>
-        <w:rPr>
-          <w:b w:val="0"/>
-        </w:rPr>
-        <w:t xml:space="preserve"> in your own words. Use the worked scenario to name its </w:t>
-      </w:r>
-      <w:r>
-        <w:rPr>
-          <w:b/>
-        </w:rPr>
-        <w:t>input</w:t>
-      </w:r>
-      <w:r>
-        <w:rPr>
-          <w:b w:val="0"/>
-        </w:rPr>
-        <w:t xml:space="preserve">, decision rule and </w:t>
-      </w:r>
-      <w:r>
-        <w:rPr>
-          <w:b/>
-        </w:rPr>
-        <w:t>output</w:t>
-      </w:r>
-      <w:r>
-        <w:rPr>
-          <w:b w:val="0"/>
-        </w:rPr>
-        <w:t>.</w:t>
+        <w:t>10. Project · Keep the research evidence</w:t>
+      </w:r>
+    </w:p>
+    <w:p>
+      <w:r>
+        <w:t>Preserve the question, protocol, observations, analysis and limits.</w:t>
+      </w:r>
+    </w:p>
+    <w:p>
+      <w:pPr>
+        <w:pStyle w:val="Heading2"/>
+      </w:pPr>
+      <w:r>
+        <w:t>Complete task and evidence</w:t>
+      </w:r>
+    </w:p>
+    <w:p>
+      <w:pPr>
+        <w:pStyle w:val="ListBullet"/>
+      </w:pPr>
+      <w:r>
+        <w:t>Add a labelled replication and reproduction evidence sheet to Reproducible AI Research Study. Show how you can explain the mechanism and terminology of replication and reproduction. Use the supplied fictional case and keep its inputs, intermediate steps, calculation or prediction, and limitation. Connect this record to last week’s record; a matching answer without a trace is insufficient.</w:t>
       </w:r>
     </w:p>
     <w:p>
@@ -518,7 +577,7 @@
         <w:pStyle w:val="Heading3"/>
       </w:pPr>
       <w:r>
-        <w:t>My reasoning and evidence</w:t>
+        <w:t>My project change, supporting evidence and remaining limit</w:t>
       </w:r>
     </w:p>
     <w:p>
@@ -556,472 +615,20 @@
         <w:pStyle w:val="Heading1"/>
       </w:pPr>
       <w:r>
-        <w:t>06. W2 Trace the worked case</w:t>
-      </w:r>
-    </w:p>
-    <w:p>
-      <w:r>
-        <w:t>Trace the worked case. Apply the supplied Replication and reproduction facts and keep your reasoning.</w:t>
-      </w:r>
-    </w:p>
-    <w:p>
-      <w:pPr>
-        <w:spacing w:line="336" w:lineRule="auto" w:after="180"/>
-      </w:pPr>
-      <w:r>
-        <w:rPr>
-          <w:b w:val="0"/>
-        </w:rPr>
-        <w:t>Partner reruns the same eight cases and gets the same score. Team counts sixteen independent cases. Show the intermediate steps and give the conclusion with its scope.</w:t>
-      </w:r>
-    </w:p>
-    <w:p>
-      <w:pPr>
-        <w:pStyle w:val="Heading3"/>
-      </w:pPr>
-      <w:r>
-        <w:t>My reasoning and evidence</w:t>
-      </w:r>
-    </w:p>
-    <w:p>
-      <w:r>
-        <w:t>________________________________________________________________</w:t>
-      </w:r>
-    </w:p>
-    <w:p>
-      <w:r>
-        <w:t>________________________________________________________________</w:t>
-      </w:r>
-    </w:p>
-    <w:p>
-      <w:r>
-        <w:t>________________________________________________________________</w:t>
-      </w:r>
-    </w:p>
-    <w:p>
-      <w:r>
-        <w:t>________________________________________________________________</w:t>
-      </w:r>
-    </w:p>
-    <w:p>
-      <w:r>
-        <w:t>________________________________________________________________</w:t>
-      </w:r>
-    </w:p>
-    <w:p>
-      <w:r>
-        <w:t>________________________________________________________________</w:t>
-      </w:r>
-    </w:p>
-    <w:p>
-      <w:r>
-        <w:t>________________________________________________________________</w:t>
-      </w:r>
-    </w:p>
-    <w:p>
-      <w:pPr>
-        <w:pStyle w:val="Heading1"/>
-      </w:pPr>
-      <w:r>
-        <w:t>07. W3 Audit the limit</w:t>
-      </w:r>
-    </w:p>
-    <w:p>
-      <w:r>
-        <w:t>Audit the limit. Apply the supplied Replication and reproduction facts and keep your reasoning.</w:t>
-      </w:r>
-    </w:p>
-    <w:p>
-      <w:pPr>
-        <w:spacing w:line="336" w:lineRule="auto" w:after="180"/>
-      </w:pPr>
-      <w:r>
-        <w:rPr>
-          <w:b w:val="0"/>
-        </w:rPr>
-        <w:t xml:space="preserve">A report omits this qualification: Exact </w:t>
-      </w:r>
-      <w:r>
-        <w:rPr>
-          <w:b/>
-        </w:rPr>
-        <w:t>replay</w:t>
-      </w:r>
-      <w:r>
-        <w:rPr>
-          <w:b w:val="0"/>
-        </w:rPr>
-        <w:t xml:space="preserve"> can preserve the original design flaws; new data can change conditions and needs its own record.</w:t>
-      </w:r>
-    </w:p>
-    <w:p>
-      <w:pPr>
-        <w:spacing w:line="336" w:lineRule="auto" w:after="180"/>
-      </w:pPr>
-      <w:r>
-        <w:rPr>
-          <w:b w:val="0"/>
-        </w:rPr>
-        <w:t>Explain how omitting it could change a reader's interpretation, and write an accurate replacement.</w:t>
-      </w:r>
-    </w:p>
-    <w:p>
-      <w:pPr>
-        <w:pStyle w:val="Heading3"/>
-      </w:pPr>
-      <w:r>
-        <w:t>My reasoning and evidence</w:t>
-      </w:r>
-    </w:p>
-    <w:p>
-      <w:r>
-        <w:t>________________________________________________________________</w:t>
-      </w:r>
-    </w:p>
-    <w:p>
-      <w:r>
-        <w:t>________________________________________________________________</w:t>
-      </w:r>
-    </w:p>
-    <w:p>
-      <w:r>
-        <w:t>________________________________________________________________</w:t>
-      </w:r>
-    </w:p>
-    <w:p>
-      <w:r>
-        <w:t>________________________________________________________________</w:t>
-      </w:r>
-    </w:p>
-    <w:p>
-      <w:r>
-        <w:t>________________________________________________________________</w:t>
-      </w:r>
-    </w:p>
-    <w:p>
-      <w:r>
-        <w:t>________________________________________________________________</w:t>
-      </w:r>
-    </w:p>
-    <w:p>
-      <w:pPr>
-        <w:pStyle w:val="Heading1"/>
-      </w:pPr>
-      <w:r>
-        <w:t>08. W4 Apply a new case independently</w:t>
-      </w:r>
-    </w:p>
-    <w:p>
-      <w:r>
-        <w:t>Attempt before feedback. If this repeats the selected independent case, reuse that first attempt; otherwise keep a separate record. Apply a new case independently. Apply the supplied Replication and reproduction facts and keep your reasoning.</w:t>
-      </w:r>
-    </w:p>
-    <w:p>
-      <w:pPr>
-        <w:spacing w:line="336" w:lineRule="auto" w:after="180"/>
-        <w:shd w:fill="F5F1FB"/>
-      </w:pPr>
-      <w:r>
-        <w:rPr>
-          <w:b w:val="0"/>
-        </w:rPr>
-        <w:t xml:space="preserve">Team repeats old six queries, then evaluates four newly reserved queries. How many distinct cases and which are new </w:t>
-      </w:r>
-      <w:r>
-        <w:rPr>
-          <w:b/>
-        </w:rPr>
-        <w:t>evidence</w:t>
-      </w:r>
-      <w:r>
-        <w:rPr>
-          <w:b w:val="0"/>
-        </w:rPr>
-        <w:t>?</w:t>
-      </w:r>
-    </w:p>
-    <w:p>
-      <w:pPr>
-        <w:pStyle w:val="Heading3"/>
-      </w:pPr>
-      <w:r>
-        <w:t>My reasoning and evidence</w:t>
-      </w:r>
-    </w:p>
-    <w:p>
-      <w:r>
-        <w:t>________________________________________________________________</w:t>
-      </w:r>
-    </w:p>
-    <w:p>
-      <w:r>
-        <w:t>________________________________________________________________</w:t>
-      </w:r>
-    </w:p>
-    <w:p>
-      <w:r>
-        <w:t>________________________________________________________________</w:t>
-      </w:r>
-    </w:p>
-    <w:p>
-      <w:r>
-        <w:t>________________________________________________________________</w:t>
-      </w:r>
-    </w:p>
-    <w:p>
-      <w:r>
-        <w:t>________________________________________________________________</w:t>
-      </w:r>
-    </w:p>
-    <w:p>
-      <w:r>
-        <w:t>________________________________________________________________</w:t>
-      </w:r>
-    </w:p>
-    <w:p>
-      <w:r>
-        <w:t>________________________________________________________________</w:t>
-      </w:r>
-    </w:p>
-    <w:p>
-      <w:r>
-        <w:t>________________________________________________________________</w:t>
-      </w:r>
-    </w:p>
-    <w:p>
-      <w:pPr>
-        <w:pStyle w:val="Heading1"/>
-      </w:pPr>
-      <w:r>
-        <w:t>09. W5 Design a revealing follow-up</w:t>
-      </w:r>
-    </w:p>
-    <w:p>
-      <w:r>
-        <w:t>Design a revealing follow-up. Apply the supplied Replication and reproduction facts and keep your reasoning.</w:t>
-      </w:r>
-    </w:p>
-    <w:p>
-      <w:pPr>
-        <w:spacing w:line="336" w:lineRule="auto" w:after="180"/>
-      </w:pPr>
-      <w:r>
-        <w:rPr>
-          <w:b w:val="0"/>
-        </w:rPr>
-        <w:t>For the worked scenario, propose one additional case that could reveal a failure, describe its expected outcome before running it, and explain what would need to remain fixed for a fair comparison.</w:t>
-      </w:r>
-    </w:p>
-    <w:p>
-      <w:pPr>
-        <w:spacing w:line="336" w:lineRule="auto" w:after="180"/>
-      </w:pPr>
-      <w:r>
-        <w:rPr>
-          <w:b w:val="0"/>
-        </w:rPr>
-        <w:t>Do not reuse W4 as a new final test after receiving feedback.</w:t>
-      </w:r>
-    </w:p>
-    <w:p>
-      <w:pPr>
-        <w:pStyle w:val="Heading3"/>
-      </w:pPr>
-      <w:r>
-        <w:t>My reasoning and evidence</w:t>
-      </w:r>
-    </w:p>
-    <w:p>
-      <w:r>
-        <w:t>________________________________________________________________</w:t>
-      </w:r>
-    </w:p>
-    <w:p>
-      <w:r>
-        <w:t>________________________________________________________________</w:t>
-      </w:r>
-    </w:p>
-    <w:p>
-      <w:r>
-        <w:t>________________________________________________________________</w:t>
-      </w:r>
-    </w:p>
-    <w:p>
-      <w:r>
-        <w:t>________________________________________________________________</w:t>
-      </w:r>
-    </w:p>
-    <w:p>
-      <w:r>
-        <w:t>________________________________________________________________</w:t>
-      </w:r>
-    </w:p>
-    <w:p>
-      <w:r>
-        <w:t>________________________________________________________________</w:t>
-      </w:r>
-    </w:p>
-    <w:p>
-      <w:r>
-        <w:t>________________________________________________________________</w:t>
-      </w:r>
-    </w:p>
-    <w:p>
-      <w:pPr>
-        <w:pStyle w:val="Heading1"/>
-      </w:pPr>
-      <w:r>
-        <w:t>10. Project checkpoint and reflection</w:t>
-      </w:r>
-    </w:p>
-    <w:p>
-      <w:r>
-        <w:t>Connect Replication and reproduction to Reproducible AI Research Study, identify a limit and choose the next useful test.</w:t>
-      </w:r>
-    </w:p>
-    <w:p>
-      <w:pPr>
-        <w:spacing w:line="336" w:lineRule="auto" w:after="180"/>
-      </w:pPr>
-      <w:r>
-        <w:rPr>
-          <w:b w:val="0"/>
-        </w:rPr>
-        <w:t xml:space="preserve">Add a labelled </w:t>
-      </w:r>
-      <w:r>
-        <w:rPr>
-          <w:b/>
-        </w:rPr>
-        <w:t>replication</w:t>
-      </w:r>
-      <w:r>
-        <w:rPr>
-          <w:b w:val="0"/>
-        </w:rPr>
-        <w:t xml:space="preserve"> and reproduction </w:t>
-      </w:r>
-      <w:r>
-        <w:rPr>
-          <w:b/>
-        </w:rPr>
-        <w:t>evidence</w:t>
-      </w:r>
-      <w:r>
-        <w:rPr>
-          <w:b w:val="0"/>
-        </w:rPr>
-        <w:t xml:space="preserve"> sheet to Reproducible AI Research Study. Show how you can explain the </w:t>
-      </w:r>
-      <w:r>
-        <w:rPr>
-          <w:b/>
-        </w:rPr>
-        <w:t>mechanism</w:t>
-      </w:r>
-      <w:r>
-        <w:rPr>
-          <w:b w:val="0"/>
-        </w:rPr>
-        <w:t xml:space="preserve"> and terminology of </w:t>
-      </w:r>
-      <w:r>
-        <w:rPr>
-          <w:b/>
-        </w:rPr>
-        <w:t>replication</w:t>
-      </w:r>
-      <w:r>
-        <w:rPr>
-          <w:b w:val="0"/>
-        </w:rPr>
-        <w:t xml:space="preserve"> and reproduction.</w:t>
-      </w:r>
-    </w:p>
-    <w:p>
-      <w:pPr>
-        <w:spacing w:line="336" w:lineRule="auto" w:after="180"/>
-      </w:pPr>
-      <w:r>
-        <w:rPr>
-          <w:b w:val="0"/>
-        </w:rPr>
-        <w:t xml:space="preserve">Use the supplied fictional case and keep its </w:t>
-      </w:r>
-      <w:r>
-        <w:rPr>
-          <w:b/>
-        </w:rPr>
-        <w:t>input</w:t>
-      </w:r>
-      <w:r>
-        <w:rPr>
-          <w:b w:val="0"/>
-        </w:rPr>
-        <w:t xml:space="preserve">s, intermediate steps, calculation or </w:t>
-      </w:r>
-      <w:r>
-        <w:rPr>
-          <w:b/>
-        </w:rPr>
-        <w:t>prediction</w:t>
-      </w:r>
-      <w:r>
-        <w:rPr>
-          <w:b w:val="0"/>
-        </w:rPr>
-        <w:t>, and limitation. Connect this record to last week’s record; a matching answer without a trace is insufficient.</w:t>
-      </w:r>
-    </w:p>
-    <w:p>
-      <w:pPr>
-        <w:pStyle w:val="Heading3"/>
-      </w:pPr>
-      <w:r>
-        <w:t>My project change, supporting evidence and remaining limit</w:t>
-      </w:r>
-    </w:p>
-    <w:p>
-      <w:r>
-        <w:t>________________________________________________________________</w:t>
-      </w:r>
-    </w:p>
-    <w:p>
-      <w:r>
-        <w:t>________________________________________________________________</w:t>
-      </w:r>
-    </w:p>
-    <w:p>
-      <w:r>
-        <w:t>________________________________________________________________</w:t>
-      </w:r>
-    </w:p>
-    <w:p>
-      <w:r>
-        <w:t>________________________________________________________________</w:t>
-      </w:r>
-    </w:p>
-    <w:p>
-      <w:r>
-        <w:t>________________________________________________________________</w:t>
-      </w:r>
-    </w:p>
-    <w:p>
-      <w:r>
-        <w:t>________________________________________________________________</w:t>
-      </w:r>
-    </w:p>
-    <w:p>
-      <w:pPr>
-        <w:pStyle w:val="Heading1"/>
-      </w:pPr>
-      <w:r>
-        <w:t>11. Feedback, return check and learning record</w:t>
-      </w:r>
-    </w:p>
-    <w:p>
-      <w:r>
-        <w:t>Record the first repaired step and a different case to revisit after a delay.</w:t>
+        <w:t>11. Feedback · Repair and return</w:t>
+      </w:r>
+    </w:p>
+    <w:p>
+      <w:r>
+        <w:t>Keep this task’s inputs,rule and response together.</w:t>
+      </w:r>
+    </w:p>
+    <w:p>
+      <w:pPr>
+        <w:pStyle w:val="Heading2"/>
+      </w:pPr>
+      <w:r>
+        <w:t>Complete task and evidence</w:t>
       </w:r>
     </w:p>
     <w:tbl>
@@ -1162,12 +769,9 @@
     </w:tbl>
     <w:p>
       <w:pPr>
-        <w:spacing w:line="336" w:lineRule="auto" w:after="180"/>
-      </w:pPr>
-      <w:r>
-        <w:rPr>
-          <w:b w:val="0"/>
-        </w:rPr>
+        <w:pStyle w:val="ListBullet"/>
+      </w:pPr>
+      <w:r>
         <w:t>Revisit this idea with your teacher after a delay. Familiarity is different from explaining and using it on a changed case.</w:t>
       </w:r>
     </w:p>
@@ -1176,34 +780,322 @@
         <w:pStyle w:val="Heading1"/>
       </w:pPr>
       <w:r>
-        <w:t>12. Pictorial case practice: Replication and reproduction</w:t>
-      </w:r>
-    </w:p>
-    <w:p>
-      <w:r>
-        <w:t>Same records versus new experiment. A team first reruns a supplied analysis, then collects new records with the same protocol. Explain the labelled step before checking the changed condition.</w:t>
-      </w:r>
-    </w:p>
-    <w:p>
-      <w:pPr>
-        <w:spacing w:line="336" w:lineRule="auto" w:after="180"/>
-      </w:pPr>
-      <w:r>
-        <w:rPr>
-          <w:b w:val="0"/>
-        </w:rPr>
+        <w:t>Reference bank and extra practice</w:t>
+      </w:r>
+    </w:p>
+    <w:p>
+      <w:pPr>
+        <w:pStyle w:val="Heading1"/>
+      </w:pPr>
+      <w:r>
+        <w:t>02. Reference · Supported W2 record</w:t>
+      </w:r>
+    </w:p>
+    <w:p>
+      <w:r>
+        <w:t>Keep this task’s inputs,rule and response together.</w:t>
+      </w:r>
+    </w:p>
+    <w:p>
+      <w:pPr>
+        <w:pStyle w:val="Heading2"/>
+      </w:pPr>
+      <w:r>
+        <w:t>Complete task and evidence</w:t>
+      </w:r>
+    </w:p>
+    <w:p>
+      <w:pPr>
+        <w:pStyle w:val="ListBullet"/>
+      </w:pPr>
+      <w:r>
+        <w:t>Use W2: Trace the worked case for Replication and reproduction. Record the answer once; the lesson and workbook refer to the same attempt.</w:t>
+      </w:r>
+    </w:p>
+    <w:tbl>
+      <w:tblPr>
+        <w:tblStyle w:val="LightShading-Accent1"/>
+        <w:tblW w:type="auto" w:w="0"/>
+        <w:tblLook w:firstColumn="1" w:firstRow="1" w:lastColumn="0" w:lastRow="0" w:noHBand="0" w:noVBand="1" w:val="04A0"/>
+      </w:tblPr>
+      <w:tblGrid>
+        <w:gridCol w:w="2556"/>
+        <w:gridCol w:w="2556"/>
+        <w:gridCol w:w="2556"/>
+        <w:gridCol w:w="2556"/>
+      </w:tblGrid>
+      <w:tr>
+        <w:trPr>
+          <w:tblHeader/>
+        </w:trPr>
+        <w:tc>
+          <w:tcPr>
+            <w:tcW w:type="dxa" w:w="2556"/>
+          </w:tcPr>
+          <w:p>
+            <w:r>
+              <w:t>Given inputs</w:t>
+            </w:r>
+          </w:p>
+        </w:tc>
+        <w:tc>
+          <w:tcPr>
+            <w:tcW w:type="dxa" w:w="2556"/>
+          </w:tcPr>
+          <w:p>
+            <w:r>
+              <w:t>Procedure I chose</w:t>
+            </w:r>
+          </w:p>
+        </w:tc>
+        <w:tc>
+          <w:tcPr>
+            <w:tcW w:type="dxa" w:w="2556"/>
+          </w:tcPr>
+          <w:p>
+            <w:r>
+              <w:t>Middle steps</w:t>
+            </w:r>
+          </w:p>
+        </w:tc>
+        <w:tc>
+          <w:tcPr>
+            <w:tcW w:type="dxa" w:w="2556"/>
+          </w:tcPr>
+          <w:p>
+            <w:r>
+              <w:t>Result and check</w:t>
+            </w:r>
+          </w:p>
+        </w:tc>
+      </w:tr>
+      <w:tr>
+        <w:tc>
+          <w:tcPr>
+            <w:tcW w:type="dxa" w:w="2556"/>
+          </w:tcPr>
+          <w:p>
+            <w:r/>
+          </w:p>
+        </w:tc>
+        <w:tc>
+          <w:tcPr>
+            <w:tcW w:type="dxa" w:w="2556"/>
+          </w:tcPr>
+          <w:p>
+            <w:r/>
+          </w:p>
+        </w:tc>
+        <w:tc>
+          <w:tcPr>
+            <w:tcW w:type="dxa" w:w="2556"/>
+          </w:tcPr>
+          <w:p>
+            <w:r/>
+          </w:p>
+        </w:tc>
+        <w:tc>
+          <w:tcPr>
+            <w:tcW w:type="dxa" w:w="2556"/>
+          </w:tcPr>
+          <w:p>
+            <w:r/>
+          </w:p>
+        </w:tc>
+      </w:tr>
+    </w:tbl>
+    <w:p>
+      <w:pPr>
+        <w:pStyle w:val="Heading3"/>
+      </w:pPr>
+      <w:r>
+        <w:t>The step I completed without help, and the hint I needed</w:t>
+      </w:r>
+    </w:p>
+    <w:p>
+      <w:r>
+        <w:t>________________________________________________________________</w:t>
+      </w:r>
+    </w:p>
+    <w:p>
+      <w:r>
+        <w:t>________________________________________________________________</w:t>
+      </w:r>
+    </w:p>
+    <w:p>
+      <w:r>
+        <w:t>________________________________________________________________</w:t>
+      </w:r>
+    </w:p>
+    <w:p>
+      <w:pPr>
+        <w:pStyle w:val="Heading1"/>
+      </w:pPr>
+      <w:r>
+        <w:t>03. Extra practice · Individual reasoning check</w:t>
+      </w:r>
+    </w:p>
+    <w:p>
+      <w:r>
+        <w:t>Keep this task’s inputs,rule and response together.</w:t>
+      </w:r>
+    </w:p>
+    <w:p>
+      <w:pPr>
+        <w:pStyle w:val="Heading2"/>
+      </w:pPr>
+      <w:r>
+        <w:t>Complete task and evidence</w:t>
+      </w:r>
+    </w:p>
+    <w:p>
+      <w:pPr>
+        <w:pStyle w:val="ListBullet"/>
+      </w:pPr>
+      <w:r>
+        <w:t>Use the worked case for Replication and reproduction. Proposed explanation: “The worked result establishes every future case”. Decide whether this explanation is supported. Point to the step or supplied fact that decides; explain your repair if needed.</w:t>
+      </w:r>
+    </w:p>
+    <w:p>
+      <w:pPr>
+        <w:pStyle w:val="Heading3"/>
+      </w:pPr>
+      <w:r>
+        <w:t>My explanation before partner discussion</w:t>
+      </w:r>
+    </w:p>
+    <w:p>
+      <w:r>
+        <w:t>________________________________________________________________</w:t>
+      </w:r>
+    </w:p>
+    <w:p>
+      <w:r>
+        <w:t>________________________________________________________________</w:t>
+      </w:r>
+    </w:p>
+    <w:p>
+      <w:r>
+        <w:t>________________________________________________________________</w:t>
+      </w:r>
+    </w:p>
+    <w:p>
+      <w:r>
+        <w:t>________________________________________________________________</w:t>
+      </w:r>
+    </w:p>
+    <w:p>
+      <w:pPr>
+        <w:pStyle w:val="Heading1"/>
+      </w:pPr>
+      <w:r>
+        <w:t>08. Reference · Earlier W4 response copy</w:t>
+      </w:r>
+    </w:p>
+    <w:p>
+      <w:r>
+        <w:t>Keep this task’s inputs,rule and response together.</w:t>
+      </w:r>
+    </w:p>
+    <w:p>
+      <w:pPr>
+        <w:pStyle w:val="Heading2"/>
+      </w:pPr>
+      <w:r>
+        <w:t>Complete task and evidence</w:t>
+      </w:r>
+    </w:p>
+    <w:p>
+      <w:pPr>
+        <w:pStyle w:val="ListBullet"/>
+      </w:pPr>
+      <w:r>
+        <w:t>Team repeats old six queries, then evaluates four newly reserved queries. How many distinct cases and which are new evidence?</w:t>
+      </w:r>
+    </w:p>
+    <w:p>
+      <w:pPr>
+        <w:pStyle w:val="Heading3"/>
+      </w:pPr>
+      <w:r>
+        <w:t>My reasoning and evidence</w:t>
+      </w:r>
+    </w:p>
+    <w:p>
+      <w:r>
+        <w:t>________________________________________________________________</w:t>
+      </w:r>
+    </w:p>
+    <w:p>
+      <w:r>
+        <w:t>________________________________________________________________</w:t>
+      </w:r>
+    </w:p>
+    <w:p>
+      <w:r>
+        <w:t>________________________________________________________________</w:t>
+      </w:r>
+    </w:p>
+    <w:p>
+      <w:r>
+        <w:t>________________________________________________________________</w:t>
+      </w:r>
+    </w:p>
+    <w:p>
+      <w:r>
+        <w:t>________________________________________________________________</w:t>
+      </w:r>
+    </w:p>
+    <w:p>
+      <w:r>
+        <w:t>________________________________________________________________</w:t>
+      </w:r>
+    </w:p>
+    <w:p>
+      <w:r>
+        <w:t>________________________________________________________________</w:t>
+      </w:r>
+    </w:p>
+    <w:p>
+      <w:r>
+        <w:t>________________________________________________________________</w:t>
+      </w:r>
+    </w:p>
+    <w:p>
+      <w:pPr>
+        <w:pStyle w:val="Heading1"/>
+      </w:pPr>
+      <w:r>
+        <w:t>12. Extra practice · Pictured case</w:t>
+      </w:r>
+    </w:p>
+    <w:p>
+      <w:r>
+        <w:t>Keep this task’s inputs,rule and response together.</w:t>
+      </w:r>
+    </w:p>
+    <w:p>
+      <w:pPr>
+        <w:pStyle w:val="Heading2"/>
+      </w:pPr>
+      <w:r>
+        <w:t>Complete task and evidence</w:t>
+      </w:r>
+    </w:p>
+    <w:p>
+      <w:pPr>
+        <w:pStyle w:val="ListBullet"/>
+      </w:pPr>
+      <w:r>
         <w:t>Same records versus new experiment. A team first reruns a supplied analysis, then collects new records with the same protocol.</w:t>
       </w:r>
     </w:p>
     <w:p>
       <w:pPr>
-        <w:spacing w:line="336" w:lineRule="auto" w:after="180"/>
-      </w:pPr>
-      <w:r>
-        <w:rPr>
-          <w:b w:val="0"/>
-        </w:rPr>
-        <w:t>Original recorded labels: [1,0,1,1]. Analysis counts correct cases. New independent set: [1,1,0,0]. Binary entries mean 1=correct and 0=incorrect.</w:t>
+        <w:pStyle w:val="ListBullet"/>
+      </w:pPr>
+      <w:r>
+        <w:t>Original recorded correctness flags: [1,0,1,1]. Analysis counts correct cases. New independent set: [1,1,0,0]. Binary entries mean 1=correct and 0=incorrect.</w:t>
       </w:r>
     </w:p>
     <w:p>
@@ -1280,13 +1172,9 @@
     </w:p>
     <w:p>
       <w:pPr>
-        <w:spacing w:line="336" w:lineRule="auto" w:after="180"/>
-        <w:shd w:fill="F5F1FB"/>
-      </w:pPr>
-      <w:r>
-        <w:rPr>
-          <w:b w:val="0"/>
-        </w:rPr>
+        <w:pStyle w:val="ListBullet"/>
+      </w:pPr>
+      <w:r>
         <w:t>Calculate the scores from the original and new four-record sets. Which activity reproduces saved analysis, which repeats the protocol, and why does a different rerun of the original data need investigation?</w:t>
       </w:r>
     </w:p>
@@ -1330,56 +1218,18 @@
     </w:p>
     <w:p>
       <w:pPr>
-        <w:pStyle w:val="Heading3"/>
-      </w:pPr>
-      <w:r>
-        <w:t>Record the help used</w:t>
-      </w:r>
-    </w:p>
-    <w:p>
-      <w:pPr>
-        <w:spacing w:line="336" w:lineRule="auto" w:after="180"/>
-        <w:shd w:fill="F1F6F8"/>
-      </w:pPr>
-      <w:r>
-        <w:rPr>
-          <w:b w:val="0"/>
-        </w:rPr>
-        <w:t xml:space="preserve">Support used: alone / hint / worked example. This record is practice </w:t>
-      </w:r>
-      <w:r>
-        <w:rPr>
-          <w:b/>
-        </w:rPr>
-        <w:t>evidence</w:t>
-      </w:r>
-      <w:r>
-        <w:rPr>
-          <w:b w:val="0"/>
-        </w:rPr>
-        <w:t>.</w:t>
-      </w:r>
-    </w:p>
-    <w:p>
-      <w:pPr>
-        <w:spacing w:line="336" w:lineRule="auto" w:after="180"/>
-      </w:pPr>
-      <w:r>
-        <w:rPr>
-          <w:b w:val="0"/>
-        </w:rPr>
-        <w:t>Project connection: For the Reproducible AI Research Study, retain an annotated worked trace and the changed-case reasoning.</w:t>
-      </w:r>
-    </w:p>
-    <w:p>
-      <w:pPr>
-        <w:spacing w:line="336" w:lineRule="auto" w:after="180"/>
-      </w:pPr>
-      <w:r>
-        <w:rPr>
-          <w:b w:val="0"/>
-        </w:rPr>
-        <w:t>Connect the claim to its records, units and assumptions so another investigator can challenge or reproduce it.</w:t>
+        <w:pStyle w:val="ListBullet"/>
+      </w:pPr>
+      <w:r>
+        <w:t>Support used: alone / hint / worked example. This record is practice evidence.</w:t>
+      </w:r>
+    </w:p>
+    <w:p>
+      <w:pPr>
+        <w:pStyle w:val="ListBullet"/>
+      </w:pPr>
+      <w:r>
+        <w:t>Project connection: For the Reproducible AI Research Study, retain an annotated worked trace and the changed-case reasoning. Connect the claim to its records, units and assumptions so another investigator can challenge or reproduce it.</w:t>
       </w:r>
     </w:p>
     <w:p>
@@ -1387,56 +1237,43 @@
         <w:pStyle w:val="Heading1"/>
       </w:pPr>
       <w:r>
-        <w:t>13. Project portfolio milestone</w:t>
-      </w:r>
-    </w:p>
-    <w:p>
-      <w:r>
-        <w:t>Keep this week’s input, deciding step, result and limit together in the Reproducible AI Research Study record.</w:t>
-      </w:r>
-    </w:p>
-    <w:p>
-      <w:pPr>
-        <w:spacing w:line="336" w:lineRule="auto" w:after="180"/>
-      </w:pPr>
-      <w:r>
-        <w:rPr>
-          <w:b w:val="0"/>
-        </w:rPr>
+        <w:t>13. Reference · Project milestone</w:t>
+      </w:r>
+    </w:p>
+    <w:p>
+      <w:r>
+        <w:t>Keep this task’s inputs,rule and response together.</w:t>
+      </w:r>
+    </w:p>
+    <w:p>
+      <w:pPr>
+        <w:pStyle w:val="Heading2"/>
+      </w:pPr>
+      <w:r>
+        <w:t>Complete task and evidence</w:t>
+      </w:r>
+    </w:p>
+    <w:p>
+      <w:pPr>
+        <w:pStyle w:val="ListBullet"/>
+      </w:pPr>
+      <w:r>
         <w:t>Project: Reproducible AI Research Study</w:t>
       </w:r>
     </w:p>
     <w:p>
       <w:pPr>
-        <w:spacing w:line="336" w:lineRule="auto" w:after="180"/>
-      </w:pPr>
-      <w:r>
-        <w:rPr>
-          <w:b w:val="0"/>
-        </w:rPr>
-        <w:t xml:space="preserve">Current milestone: Frame the need. Name the user, the problem, allowed </w:t>
-      </w:r>
-      <w:r>
-        <w:rPr>
-          <w:b/>
-        </w:rPr>
-        <w:t>input</w:t>
-      </w:r>
-      <w:r>
-        <w:rPr>
-          <w:b w:val="0"/>
-        </w:rPr>
-        <w:t>s and a safe simple starting method.</w:t>
-      </w:r>
-    </w:p>
-    <w:p>
-      <w:pPr>
-        <w:spacing w:line="336" w:lineRule="auto" w:after="180"/>
-      </w:pPr>
-      <w:r>
-        <w:rPr>
-          <w:b w:val="0"/>
-        </w:rPr>
+        <w:pStyle w:val="ListBullet"/>
+      </w:pPr>
+      <w:r>
+        <w:t>Current milestone: Frame the need. Name the user, the problem, allowed inputs and a safe simple starting method.</w:t>
+      </w:r>
+    </w:p>
+    <w:p>
+      <w:pPr>
+        <w:pStyle w:val="ListBullet"/>
+      </w:pPr>
+      <w:r>
         <w:t>For the Reproducible AI Research Study, retain an annotated worked trace and the changed-case reasoning. Connect the claim to its records, units and assumptions so another investigator can challenge or reproduce it.</w:t>
       </w:r>
     </w:p>
@@ -1594,12 +1431,445 @@
         <w:pStyle w:val="Heading1"/>
       </w:pPr>
       <w:r>
-        <w:t>14. Supported practice and learning evidence</w:t>
-      </w:r>
-    </w:p>
-    <w:p>
-      <w:r>
-        <w:t>Try the supported questions before comparing with hints and feedback. Record what you repaired and the evidence you retained.</w:t>
+        <w:t>14. Extra practice · Predict,check and repair</w:t>
+      </w:r>
+    </w:p>
+    <w:p>
+      <w:r>
+        <w:t>Keep supported feedback separate from the independent case.</w:t>
+      </w:r>
+    </w:p>
+    <w:p>
+      <w:pPr>
+        <w:pStyle w:val="Heading2"/>
+      </w:pPr>
+      <w:r>
+        <w:t>First supported question and optional hint</w:t>
+      </w:r>
+    </w:p>
+    <w:p>
+      <w:pPr>
+        <w:pStyle w:val="ListBullet"/>
+      </w:pPr>
+      <w:r>
+        <w:t>Same records versus new experiment. A team first reruns a supplied analysis, then collects new records with the same protocol.</w:t>
+      </w:r>
+    </w:p>
+    <w:p>
+      <w:pPr>
+        <w:pStyle w:val="Heading3"/>
+      </w:pPr>
+      <w:r>
+        <w:t>Practice 1: explain the deciding evidence</w:t>
+      </w:r>
+    </w:p>
+    <w:p>
+      <w:pPr>
+        <w:pStyle w:val="ListBullet"/>
+      </w:pPr>
+      <w:r>
+        <w:t>Which labelled step matches this detail? The first checks computational reproduction; the second probes repeatability with new observations.</w:t>
+      </w:r>
+    </w:p>
+    <w:p>
+      <w:pPr>
+        <w:pStyle w:val="ListBullet"/>
+      </w:pPr>
+      <w:r>
+        <w:t>1. Compare purposes</w:t>
+      </w:r>
+    </w:p>
+    <w:p>
+      <w:pPr>
+        <w:pStyle w:val="ListBullet"/>
+      </w:pPr>
+      <w:r>
+        <w:t>2. Reproduce the analysis</w:t>
+      </w:r>
+    </w:p>
+    <w:p>
+      <w:pPr>
+        <w:pStyle w:val="ListBullet"/>
+      </w:pPr>
+      <w:r>
+        <w:t>3. Repeat the protocol</w:t>
+      </w:r>
+    </w:p>
+    <w:p>
+      <w:pPr>
+        <w:pStyle w:val="Heading3"/>
+      </w:pPr>
+      <w:r>
+        <w:t>My selected conclusion, deciding fact and explanation</w:t>
+      </w:r>
+    </w:p>
+    <w:p>
+      <w:r>
+        <w:t>________________________________________________________________</w:t>
+      </w:r>
+    </w:p>
+    <w:p>
+      <w:r>
+        <w:t>________________________________________________________________</w:t>
+      </w:r>
+    </w:p>
+    <w:p>
+      <w:r>
+        <w:t>________________________________________________________________</w:t>
+      </w:r>
+    </w:p>
+    <w:p>
+      <w:r>
+        <w:t>________________________________________________________________</w:t>
+      </w:r>
+    </w:p>
+    <w:p>
+      <w:r>
+        <w:t>________________________________________________________________</w:t>
+      </w:r>
+    </w:p>
+    <w:p>
+      <w:pPr>
+        <w:pStyle w:val="ListBullet"/>
+      </w:pPr>
+      <w:r>
+        <w:t>Hint if needed: Read the steps in the pictorial case. Match the supplied detail to the stage that performs or records it.</w:t>
+      </w:r>
+    </w:p>
+    <w:p>
+      <w:pPr>
+        <w:pStyle w:val="Heading2"/>
+      </w:pPr>
+      <w:r>
+        <w:t>Check after the first attempt · reference / check after trying</w:t>
+      </w:r>
+    </w:p>
+    <w:p>
+      <w:pPr>
+        <w:spacing w:line="336" w:lineRule="auto" w:after="180"/>
+      </w:pPr>
+      <w:r>
+        <w:rPr>
+          <w:b w:val="0"/>
+        </w:rPr>
+        <w:t xml:space="preserve">After your attempt, compare with the supported explanation: Compare purposes The first checks computational reproduction; the second probes repeatability with new </w:t>
+      </w:r>
+      <w:r>
+        <w:rPr>
+          <w:b/>
+        </w:rPr>
+        <w:t>observation</w:t>
+      </w:r>
+      <w:r>
+        <w:rPr>
+          <w:b w:val="0"/>
+        </w:rPr>
+        <w:t>s.</w:t>
+      </w:r>
+    </w:p>
+    <w:p>
+      <w:pPr>
+        <w:spacing w:line="336" w:lineRule="auto" w:after="180"/>
+      </w:pPr>
+      <w:r>
+        <w:rPr>
+          <w:b w:val="0"/>
+        </w:rPr>
+        <w:t>Reusing data and collecting new data answer different questions. A different new-sample result can arise without a code error; inspect both protocols and variability.</w:t>
+      </w:r>
+    </w:p>
+    <w:p>
+      <w:pPr>
+        <w:pStyle w:val="Heading2"/>
+      </w:pPr>
+      <w:r>
+        <w:t>Changed-case question and optional hint</w:t>
+      </w:r>
+    </w:p>
+    <w:p>
+      <w:pPr>
+        <w:pStyle w:val="Heading3"/>
+      </w:pPr>
+      <w:r>
+        <w:t>Practice 2: explain the deciding evidence</w:t>
+      </w:r>
+    </w:p>
+    <w:p>
+      <w:pPr>
+        <w:pStyle w:val="ListBullet"/>
+      </w:pPr>
+      <w:r>
+        <w:t>Changed-case practice: The rerun of the original records outputs 2/4. Which conclusion is supported by the supplied facts?</w:t>
+      </w:r>
+    </w:p>
+    <w:p>
+      <w:pPr>
+        <w:pStyle w:val="ListBullet"/>
+      </w:pPr>
+      <w:r>
+        <w:t>1. This one example guarantees correct results for every future input.</w:t>
+      </w:r>
+    </w:p>
+    <w:p>
+      <w:pPr>
+        <w:pStyle w:val="ListBullet"/>
+      </w:pPr>
+      <w:r>
+        <w:t>2. We can decide the result without examining the changed input or the procedure.</w:t>
+      </w:r>
+    </w:p>
+    <w:p>
+      <w:pPr>
+        <w:pStyle w:val="ListBullet"/>
+      </w:pPr>
+      <w:r>
+        <w:t>3. Investigate code, version, input or scoring differences.</w:t>
+      </w:r>
+    </w:p>
+    <w:p>
+      <w:pPr>
+        <w:pStyle w:val="Heading3"/>
+      </w:pPr>
+      <w:r>
+        <w:t>My selected conclusion, deciding fact and explanation</w:t>
+      </w:r>
+    </w:p>
+    <w:p>
+      <w:r>
+        <w:t>________________________________________________________________</w:t>
+      </w:r>
+    </w:p>
+    <w:p>
+      <w:r>
+        <w:t>________________________________________________________________</w:t>
+      </w:r>
+    </w:p>
+    <w:p>
+      <w:r>
+        <w:t>________________________________________________________________</w:t>
+      </w:r>
+    </w:p>
+    <w:p>
+      <w:r>
+        <w:t>________________________________________________________________</w:t>
+      </w:r>
+    </w:p>
+    <w:p>
+      <w:r>
+        <w:t>________________________________________________________________</w:t>
+      </w:r>
+    </w:p>
+    <w:p>
+      <w:pPr>
+        <w:pStyle w:val="ListBullet"/>
+      </w:pPr>
+      <w:r>
+        <w:t>Hint if needed: Use the changed condition and the deciding step in the pictorial trace. The answer must say what follows from those facts.</w:t>
+      </w:r>
+    </w:p>
+    <w:p>
+      <w:pPr>
+        <w:pStyle w:val="Heading2"/>
+      </w:pPr>
+      <w:r>
+        <w:t>Check after the changed attempt · reference / check after trying</w:t>
+      </w:r>
+    </w:p>
+    <w:p>
+      <w:pPr>
+        <w:spacing w:line="336" w:lineRule="auto" w:after="180"/>
+      </w:pPr>
+      <w:r>
+        <w:rPr>
+          <w:b w:val="0"/>
+        </w:rPr>
+        <w:t xml:space="preserve">After your attempt, compare with the supported explanation: Investigate code, version, </w:t>
+      </w:r>
+      <w:r>
+        <w:rPr>
+          <w:b/>
+        </w:rPr>
+        <w:t>input</w:t>
+      </w:r>
+      <w:r>
+        <w:rPr>
+          <w:b w:val="0"/>
+        </w:rPr>
+        <w:t xml:space="preserve"> or scoring differences. The same fixed records should give the same deterministic count.</w:t>
+      </w:r>
+    </w:p>
+    <w:p>
+      <w:pPr>
+        <w:pStyle w:val="Heading2"/>
+      </w:pPr>
+      <w:r>
+        <w:t>Repair and retain the record</w:t>
+      </w:r>
+    </w:p>
+    <w:p>
+      <w:pPr>
+        <w:spacing w:line="336" w:lineRule="auto" w:after="180"/>
+      </w:pPr>
+      <w:r>
+        <w:rPr>
+          <w:b w:val="0"/>
+        </w:rPr>
+        <w:t xml:space="preserve">Review Methods results and limitations (ai-7/4). Goal: Explain the </w:t>
+      </w:r>
+      <w:r>
+        <w:rPr>
+          <w:b/>
+        </w:rPr>
+        <w:t>mechanism</w:t>
+      </w:r>
+      <w:r>
+        <w:rPr>
+          <w:b w:val="0"/>
+        </w:rPr>
+        <w:t xml:space="preserve"> and terminology of methods results and limitations.</w:t>
+      </w:r>
+    </w:p>
+    <w:p>
+      <w:pPr>
+        <w:spacing w:line="336" w:lineRule="auto" w:after="180"/>
+      </w:pPr>
+      <w:r>
+        <w:rPr>
+          <w:b w:val="0"/>
+        </w:rPr>
+        <w:t xml:space="preserve">Short practice: Place the five-photo procedure, 3/5 versus 4/5 finding and missing outdoor </w:t>
+      </w:r>
+      <w:r>
+        <w:rPr>
+          <w:b/>
+        </w:rPr>
+        <w:t>evidence</w:t>
+      </w:r>
+      <w:r>
+        <w:rPr>
+          <w:b w:val="0"/>
+        </w:rPr>
+        <w:t xml:space="preserve"> in their proper categories. Why cannot the result establish that B is best for outdoor farming?.</w:t>
+      </w:r>
+    </w:p>
+    <w:p>
+      <w:pPr>
+        <w:spacing w:line="336" w:lineRule="auto" w:after="180"/>
+      </w:pPr>
+      <w:r>
+        <w:rPr>
+          <w:b w:val="0"/>
+        </w:rPr>
+        <w:t>Return to this week and explain what you changed.</w:t>
+      </w:r>
+    </w:p>
+    <w:p>
+      <w:pPr>
+        <w:spacing w:line="336" w:lineRule="auto" w:after="180"/>
+      </w:pPr>
+      <w:r>
+        <w:rPr>
+          <w:b w:val="0"/>
+        </w:rPr>
+        <w:t xml:space="preserve">Review Reading a research claim (ai-7/2). Goal: Explain the </w:t>
+      </w:r>
+      <w:r>
+        <w:rPr>
+          <w:b/>
+        </w:rPr>
+        <w:t>mechanism</w:t>
+      </w:r>
+      <w:r>
+        <w:rPr>
+          <w:b w:val="0"/>
+        </w:rPr>
+        <w:t xml:space="preserve"> and terminology of reading a research claim. Short practice: Calculate the baseline and new rates for 2/10 and 4/10.</w:t>
+      </w:r>
+    </w:p>
+    <w:p>
+      <w:pPr>
+        <w:spacing w:line="336" w:lineRule="auto" w:after="180"/>
+      </w:pPr>
+      <w:r>
+        <w:rPr>
+          <w:b w:val="0"/>
+        </w:rPr>
+        <w:t>Explain both twice the rate and the percentage-point change, and say why neither measures every learner’s improvement.. Return to this week and explain what you changed.</w:t>
+      </w:r>
+    </w:p>
+    <w:p>
+      <w:pPr>
+        <w:spacing w:line="336" w:lineRule="auto" w:after="180"/>
+      </w:pPr>
+      <w:r>
+        <w:rPr>
+          <w:b w:val="0"/>
+        </w:rPr>
+        <w:t xml:space="preserve">Use Download completed work in the hosted lesson to export your answers, reflections, practice feedback and code-run </w:t>
+      </w:r>
+      <w:r>
+        <w:rPr>
+          <w:b/>
+        </w:rPr>
+        <w:t>evidence</w:t>
+      </w:r>
+      <w:r>
+        <w:rPr>
+          <w:b w:val="0"/>
+        </w:rPr>
+        <w:t>. Open the HTML copy to read or print it.</w:t>
+      </w:r>
+    </w:p>
+    <w:p>
+      <w:pPr>
+        <w:spacing w:line="336" w:lineRule="auto" w:after="180"/>
+      </w:pPr>
+      <w:r>
+        <w:rPr>
+          <w:b w:val="0"/>
+        </w:rPr>
+        <w:t>Drafts stay in this browser when storage is available; clear drafts on a shared device.</w:t>
+      </w:r>
+    </w:p>
+    <w:p>
+      <w:pPr>
+        <w:pStyle w:val="Heading3"/>
+      </w:pPr>
+      <w:r>
+        <w:t>What I repaired, the evidence I kept and the next test</w:t>
+      </w:r>
+    </w:p>
+    <w:p>
+      <w:r>
+        <w:t>________________________________________________________________</w:t>
+      </w:r>
+    </w:p>
+    <w:p>
+      <w:r>
+        <w:t>________________________________________________________________</w:t>
+      </w:r>
+    </w:p>
+    <w:p>
+      <w:r>
+        <w:t>________________________________________________________________</w:t>
+      </w:r>
+    </w:p>
+    <w:p>
+      <w:r>
+        <w:t>________________________________________________________________</w:t>
+      </w:r>
+    </w:p>
+    <w:p>
+      <w:r>
+        <w:t>________________________________________________________________</w:t>
+      </w:r>
+    </w:p>
+    <w:p>
+      <w:pPr>
+        <w:pStyle w:val="Heading2"/>
+      </w:pPr>
+      <w:r>
+        <w:t>Earlier wording, alternatives and picture transcripts · reference / check after trying</w:t>
       </w:r>
     </w:p>
     <w:p>
@@ -1615,80 +1885,10 @@
     </w:p>
     <w:p>
       <w:pPr>
-        <w:spacing w:line="336" w:lineRule="auto" w:after="180"/>
-      </w:pPr>
-      <w:r>
-        <w:rPr>
-          <w:b w:val="0"/>
-        </w:rPr>
-        <w:t>Same records versus new experiment. A team first reruns a supplied analysis, then collects new records with the same protocol.</w:t>
-      </w:r>
-    </w:p>
-    <w:p>
-      <w:pPr>
         <w:pStyle w:val="Heading3"/>
       </w:pPr>
       <w:r>
-        <w:t>Practice 1: explain the deciding evidence</w:t>
-      </w:r>
-    </w:p>
-    <w:p>
-      <w:pPr>
-        <w:spacing w:line="336" w:lineRule="auto" w:after="180"/>
-      </w:pPr>
-      <w:r>
-        <w:rPr>
-          <w:b w:val="0"/>
-        </w:rPr>
-        <w:t xml:space="preserve">Which labelled step matches this detail? The first checks computational reproduction; the second probes repeatability with new </w:t>
-      </w:r>
-      <w:r>
-        <w:rPr>
-          <w:b/>
-        </w:rPr>
-        <w:t>observation</w:t>
-      </w:r>
-      <w:r>
-        <w:rPr>
-          <w:b w:val="0"/>
-        </w:rPr>
-        <w:t>s.</w:t>
-      </w:r>
-    </w:p>
-    <w:p>
-      <w:pPr>
-        <w:spacing w:line="336" w:lineRule="auto" w:after="180"/>
-        <w:shd w:fill="F4F9FC"/>
-      </w:pPr>
-      <w:r>
-        <w:rPr>
-          <w:b w:val="0"/>
-        </w:rPr>
-        <w:t>1. Compare purposes</w:t>
-      </w:r>
-    </w:p>
-    <w:p>
-      <w:pPr>
-        <w:spacing w:line="336" w:lineRule="auto" w:after="180"/>
-        <w:shd w:fill="F4F9FC"/>
-      </w:pPr>
-      <w:r>
-        <w:rPr>
-          <w:b w:val="0"/>
-        </w:rPr>
-        <w:t>2. Reproduce the analysis</w:t>
-      </w:r>
-    </w:p>
-    <w:p>
-      <w:pPr>
-        <w:spacing w:line="336" w:lineRule="auto" w:after="180"/>
-        <w:shd w:fill="F4F9FC"/>
-      </w:pPr>
-      <w:r>
-        <w:rPr>
-          <w:b w:val="0"/>
-        </w:rPr>
-        <w:t>3. Repeat the protocol</w:t>
+        <w:t>Repair a missing building block</w:t>
       </w:r>
     </w:p>
     <w:p>
@@ -1696,485 +1896,25 @@
         <w:pStyle w:val="Heading3"/>
       </w:pPr>
       <w:r>
-        <w:t>My selected conclusion, deciding fact and explanation</w:t>
-      </w:r>
-    </w:p>
-    <w:p>
-      <w:r>
-        <w:t>________________________________________________________________</w:t>
-      </w:r>
-    </w:p>
-    <w:p>
-      <w:r>
-        <w:t>________________________________________________________________</w:t>
-      </w:r>
-    </w:p>
-    <w:p>
-      <w:r>
-        <w:t>________________________________________________________________</w:t>
-      </w:r>
-    </w:p>
-    <w:p>
-      <w:r>
-        <w:t>________________________________________________________________</w:t>
-      </w:r>
-    </w:p>
-    <w:p>
-      <w:r>
-        <w:t>________________________________________________________________</w:t>
-      </w:r>
-    </w:p>
-    <w:p>
-      <w:pPr>
-        <w:pStyle w:val="Heading3"/>
-      </w:pPr>
-      <w:r>
-        <w:t>Hint · try first</w:t>
-      </w:r>
-    </w:p>
-    <w:p>
-      <w:pPr>
-        <w:spacing w:line="336" w:lineRule="auto" w:after="180"/>
-        <w:shd w:fill="F1F6F8"/>
-      </w:pPr>
-      <w:r>
-        <w:rPr>
-          <w:b w:val="0"/>
-        </w:rPr>
-        <w:t>Hint if needed: Read the steps in the pictorial case. Match the supplied detail to the stage that performs or records it.</w:t>
-      </w:r>
-    </w:p>
-    <w:p>
-      <w:pPr>
-        <w:pStyle w:val="Heading3"/>
-      </w:pPr>
-      <w:r>
-        <w:t>Feedback · compare after trying</w:t>
-      </w:r>
-    </w:p>
-    <w:p>
-      <w:pPr>
-        <w:spacing w:line="336" w:lineRule="auto" w:after="180"/>
-        <w:shd w:fill="F1F6FC"/>
-      </w:pPr>
-      <w:r>
-        <w:rPr>
-          <w:b w:val="0"/>
-        </w:rPr>
-        <w:t xml:space="preserve">After your attempt, compare with the supported explanation: Compare purposes The first checks computational reproduction; the second probes repeatability with new </w:t>
-      </w:r>
-      <w:r>
-        <w:rPr>
-          <w:b/>
-        </w:rPr>
-        <w:t>observation</w:t>
-      </w:r>
-      <w:r>
-        <w:rPr>
-          <w:b w:val="0"/>
-        </w:rPr>
-        <w:t>s.</w:t>
-      </w:r>
-    </w:p>
-    <w:p>
-      <w:pPr>
-        <w:spacing w:line="336" w:lineRule="auto" w:after="180"/>
-        <w:shd w:fill="F1F6FC"/>
-      </w:pPr>
-      <w:r>
-        <w:rPr>
-          <w:b w:val="0"/>
-        </w:rPr>
-        <w:t>Reusing data and collecting new data answer different questions. A different new-sample result can arise without a code error; inspect both protocols and variability.</w:t>
-      </w:r>
-    </w:p>
-    <w:p>
-      <w:pPr>
-        <w:pStyle w:val="Heading3"/>
-      </w:pPr>
-      <w:r>
-        <w:t>Practice 2: explain the deciding evidence</w:t>
-      </w:r>
-    </w:p>
-    <w:p>
-      <w:pPr>
-        <w:pStyle w:val="Heading3"/>
-      </w:pPr>
-      <w:r>
-        <w:t>Changed case · predict first</w:t>
-      </w:r>
-    </w:p>
-    <w:p>
-      <w:pPr>
-        <w:spacing w:line="336" w:lineRule="auto" w:after="180"/>
-        <w:shd w:fill="F5F1FB"/>
-      </w:pPr>
-      <w:r>
-        <w:rPr>
-          <w:b w:val="0"/>
-        </w:rPr>
-        <w:t xml:space="preserve">Changed-case practice: The rerun of the original records </w:t>
-      </w:r>
-      <w:r>
-        <w:rPr>
-          <w:b/>
-        </w:rPr>
-        <w:t>output</w:t>
-      </w:r>
-      <w:r>
-        <w:rPr>
-          <w:b w:val="0"/>
-        </w:rPr>
-        <w:t>s 2/4. Which conclusion is supported by the supplied facts?</w:t>
-      </w:r>
-    </w:p>
-    <w:p>
-      <w:pPr>
-        <w:spacing w:line="336" w:lineRule="auto" w:after="180"/>
-        <w:shd w:fill="F4F9FC"/>
-      </w:pPr>
-      <w:r>
-        <w:rPr>
-          <w:b w:val="0"/>
-        </w:rPr>
-        <w:t xml:space="preserve">1. This one example guarantees correct results for every future </w:t>
-      </w:r>
-      <w:r>
-        <w:rPr>
-          <w:b/>
-        </w:rPr>
-        <w:t>input</w:t>
-      </w:r>
-      <w:r>
-        <w:rPr>
-          <w:b w:val="0"/>
-        </w:rPr>
-        <w:t>.</w:t>
-      </w:r>
-    </w:p>
-    <w:p>
-      <w:pPr>
-        <w:spacing w:line="336" w:lineRule="auto" w:after="180"/>
-        <w:shd w:fill="F4F9FC"/>
-      </w:pPr>
-      <w:r>
-        <w:rPr>
-          <w:b w:val="0"/>
-        </w:rPr>
-        <w:t xml:space="preserve">2. We can decide the result without examining the changed </w:t>
-      </w:r>
-      <w:r>
-        <w:rPr>
-          <w:b/>
-        </w:rPr>
-        <w:t>input</w:t>
-      </w:r>
-      <w:r>
-        <w:rPr>
-          <w:b w:val="0"/>
-        </w:rPr>
-        <w:t xml:space="preserve"> or the procedure.</w:t>
-      </w:r>
-    </w:p>
-    <w:p>
-      <w:pPr>
-        <w:spacing w:line="336" w:lineRule="auto" w:after="180"/>
-        <w:shd w:fill="F4F9FC"/>
-      </w:pPr>
-      <w:r>
-        <w:rPr>
-          <w:b w:val="0"/>
-        </w:rPr>
-        <w:t xml:space="preserve">3. Investigate code, version, </w:t>
-      </w:r>
-      <w:r>
-        <w:rPr>
-          <w:b/>
-        </w:rPr>
-        <w:t>input</w:t>
-      </w:r>
-      <w:r>
-        <w:rPr>
-          <w:b w:val="0"/>
-        </w:rPr>
-        <w:t xml:space="preserve"> or scoring differences.</w:t>
-      </w:r>
-    </w:p>
-    <w:p>
-      <w:pPr>
-        <w:pStyle w:val="Heading3"/>
-      </w:pPr>
-      <w:r>
-        <w:t>My selected conclusion, deciding fact and explanation</w:t>
-      </w:r>
-    </w:p>
-    <w:p>
-      <w:r>
-        <w:t>________________________________________________________________</w:t>
-      </w:r>
-    </w:p>
-    <w:p>
-      <w:r>
-        <w:t>________________________________________________________________</w:t>
-      </w:r>
-    </w:p>
-    <w:p>
-      <w:r>
-        <w:t>________________________________________________________________</w:t>
-      </w:r>
-    </w:p>
-    <w:p>
-      <w:r>
-        <w:t>________________________________________________________________</w:t>
-      </w:r>
-    </w:p>
-    <w:p>
-      <w:r>
-        <w:t>________________________________________________________________</w:t>
-      </w:r>
-    </w:p>
-    <w:p>
-      <w:pPr>
-        <w:pStyle w:val="Heading3"/>
-      </w:pPr>
-      <w:r>
-        <w:t>Hint · try first</w:t>
-      </w:r>
-    </w:p>
-    <w:p>
-      <w:pPr>
-        <w:spacing w:line="336" w:lineRule="auto" w:after="180"/>
-        <w:shd w:fill="F1F6F8"/>
-      </w:pPr>
-      <w:r>
-        <w:rPr>
-          <w:b w:val="0"/>
-        </w:rPr>
-        <w:t>Hint if needed: Use the changed condition and the deciding step in the pictorial trace. The answer must say what follows from those facts.</w:t>
-      </w:r>
-    </w:p>
-    <w:p>
-      <w:pPr>
-        <w:pStyle w:val="Heading3"/>
-      </w:pPr>
-      <w:r>
-        <w:t>Feedback · compare after trying</w:t>
-      </w:r>
-    </w:p>
-    <w:p>
-      <w:pPr>
-        <w:spacing w:line="336" w:lineRule="auto" w:after="180"/>
-        <w:shd w:fill="F1F6FC"/>
-      </w:pPr>
-      <w:r>
-        <w:rPr>
-          <w:b w:val="0"/>
-        </w:rPr>
-        <w:t xml:space="preserve">After your attempt, compare with the supported explanation: Investigate code, version, </w:t>
-      </w:r>
-      <w:r>
-        <w:rPr>
-          <w:b/>
-        </w:rPr>
-        <w:t>input</w:t>
-      </w:r>
-      <w:r>
-        <w:rPr>
-          <w:b w:val="0"/>
-        </w:rPr>
-        <w:t xml:space="preserve"> or scoring differences. The same fixed records should give the same deterministic count.</w:t>
-      </w:r>
-    </w:p>
-    <w:p>
-      <w:pPr>
-        <w:pStyle w:val="Heading3"/>
-      </w:pPr>
-      <w:r>
-        <w:t>Repair a missing building block</w:t>
-      </w:r>
-    </w:p>
-    <w:p>
-      <w:pPr>
-        <w:spacing w:line="336" w:lineRule="auto" w:after="180"/>
-      </w:pPr>
-      <w:r>
-        <w:rPr>
-          <w:b w:val="0"/>
-        </w:rPr>
-        <w:t xml:space="preserve">Review Methods results and limitations (ai-7/4). Goal: Explain the </w:t>
-      </w:r>
-      <w:r>
-        <w:rPr>
-          <w:b/>
-        </w:rPr>
-        <w:t>mechanism</w:t>
-      </w:r>
-      <w:r>
-        <w:rPr>
-          <w:b w:val="0"/>
-        </w:rPr>
-        <w:t xml:space="preserve"> and terminology of methods results and limitations.</w:t>
-      </w:r>
-    </w:p>
-    <w:p>
-      <w:pPr>
-        <w:spacing w:line="336" w:lineRule="auto" w:after="180"/>
-      </w:pPr>
-      <w:r>
-        <w:rPr>
-          <w:b w:val="0"/>
-        </w:rPr>
-        <w:t xml:space="preserve">Short practice: Place the five-photo procedure, 3/5 versus 4/5 finding and missing outdoor </w:t>
-      </w:r>
-      <w:r>
-        <w:rPr>
-          <w:b/>
-        </w:rPr>
-        <w:t>evidence</w:t>
-      </w:r>
-      <w:r>
-        <w:rPr>
-          <w:b w:val="0"/>
-        </w:rPr>
-        <w:t xml:space="preserve"> in their proper categories. Why cannot the result establish that B is best for outdoor farming?.</w:t>
-      </w:r>
-    </w:p>
-    <w:p>
-      <w:pPr>
-        <w:spacing w:line="336" w:lineRule="auto" w:after="180"/>
-      </w:pPr>
-      <w:r>
-        <w:rPr>
-          <w:b w:val="0"/>
-        </w:rPr>
-        <w:t>Return to this week and explain what you changed.</w:t>
-      </w:r>
-    </w:p>
-    <w:p>
-      <w:pPr>
-        <w:spacing w:line="336" w:lineRule="auto" w:after="180"/>
-      </w:pPr>
-      <w:r>
-        <w:rPr>
-          <w:b w:val="0"/>
-        </w:rPr>
-        <w:t xml:space="preserve">Review Reading a research claim (ai-7/2). Goal: Explain the </w:t>
-      </w:r>
-      <w:r>
-        <w:rPr>
-          <w:b/>
-        </w:rPr>
-        <w:t>mechanism</w:t>
-      </w:r>
-      <w:r>
-        <w:rPr>
-          <w:b w:val="0"/>
-        </w:rPr>
-        <w:t xml:space="preserve"> and terminology of reading a research claim. Short practice: Calculate the baseline and new rates for 2/10 and 4/10.</w:t>
-      </w:r>
-    </w:p>
-    <w:p>
-      <w:pPr>
-        <w:spacing w:line="336" w:lineRule="auto" w:after="180"/>
-      </w:pPr>
-      <w:r>
-        <w:rPr>
-          <w:b w:val="0"/>
-        </w:rPr>
-        <w:t>Explain both twice the rate and the percentage-point change, and say why neither measures every learner’s improvement.. Return to this week and explain what you changed.</w:t>
-      </w:r>
-    </w:p>
-    <w:p>
-      <w:pPr>
-        <w:pStyle w:val="Heading3"/>
-      </w:pPr>
-      <w:r>
         <w:t>Keep your completed work</w:t>
       </w:r>
     </w:p>
     <w:p>
       <w:pPr>
-        <w:spacing w:line="336" w:lineRule="auto" w:after="180"/>
-      </w:pPr>
-      <w:r>
-        <w:rPr>
-          <w:b w:val="0"/>
-        </w:rPr>
-        <w:t xml:space="preserve">Use Download completed work in the hosted lesson to export your answers, reflections, practice feedback and code-run </w:t>
-      </w:r>
-      <w:r>
-        <w:rPr>
-          <w:b/>
-        </w:rPr>
-        <w:t>evidence</w:t>
-      </w:r>
-      <w:r>
-        <w:rPr>
-          <w:b w:val="0"/>
-        </w:rPr>
-        <w:t>. Open the HTML copy to read or print it.</w:t>
-      </w:r>
-    </w:p>
-    <w:p>
-      <w:pPr>
-        <w:spacing w:line="336" w:lineRule="auto" w:after="180"/>
-      </w:pPr>
-      <w:r>
-        <w:rPr>
-          <w:b w:val="0"/>
-        </w:rPr>
-        <w:t>Drafts stay in this browser when storage is available; clear drafts on a shared device.</w:t>
-      </w:r>
-    </w:p>
-    <w:p>
-      <w:pPr>
-        <w:pStyle w:val="Heading3"/>
-      </w:pPr>
-      <w:r>
-        <w:t>What I repaired, the evidence I kept and the next test</w:t>
-      </w:r>
-    </w:p>
-    <w:p>
-      <w:r>
-        <w:t>________________________________________________________________</w:t>
-      </w:r>
-    </w:p>
-    <w:p>
-      <w:r>
-        <w:t>________________________________________________________________</w:t>
-      </w:r>
-    </w:p>
-    <w:p>
-      <w:r>
-        <w:t>________________________________________________________________</w:t>
-      </w:r>
-    </w:p>
-    <w:p>
-      <w:r>
-        <w:t>________________________________________________________________</w:t>
-      </w:r>
-    </w:p>
-    <w:p>
-      <w:r>
-        <w:t>________________________________________________________________</w:t>
-      </w:r>
-    </w:p>
-    <w:p>
-      <w:pPr>
         <w:pStyle w:val="Heading1"/>
       </w:pPr>
       <w:r>
-        <w:t>15. Visual concept journey</w:t>
-      </w:r>
-    </w:p>
-    <w:p>
-      <w:r>
-        <w:t>Explain each Replication and reproduction picture from its labels, then record a relevant limit.</w:t>
-      </w:r>
-    </w:p>
-    <w:p>
-      <w:pPr>
-        <w:pStyle w:val="Heading3"/>
+        <w:t>15. Reference · Six-picture response sheets</w:t>
+      </w:r>
+    </w:p>
+    <w:p>
+      <w:r>
+        <w:t>Choose the picture that helps explain the current step.</w:t>
+      </w:r>
+    </w:p>
+    <w:p>
+      <w:pPr>
+        <w:pStyle w:val="Heading2"/>
       </w:pPr>
       <w:r>
         <w:t>01. Replication and reproduction: the case</w:t>
@@ -2185,7 +1925,7 @@
         <w:drawing>
           <wp:inline xmlns:a="http://schemas.openxmlformats.org/drawingml/2006/main" xmlns:pic="http://schemas.openxmlformats.org/drawingml/2006/picture">
             <wp:extent cx="5486400" cy="2834640"/>
-            <wp:docPr id="3" name="Picture 3" descr="Same records versus new experiment. A team first reruns a supplied analysis, then collects new records with the same protocol. Supplied facts: Original recorded labels: [1,0,1,1]. Analysis counts correct cases. New independent set: [1,1,0,0]. Binary entries mean 1=correct and 0=incorrect."/>
+            <wp:docPr id="3" name="Picture 3" descr="Same records versus new experiment. A team first reruns a supplied analysis, then collects new records with the same protocol. Supplied facts: Original recorded correctness flags: [1,0,1,1]. Analysis counts correct cases. New independent set: [1,1,0,0]. Binary entries mean 1=correct and 0=incorrect."/>
             <wp:cNvGraphicFramePr>
               <a:graphicFrameLocks noChangeAspect="1"/>
             </wp:cNvGraphicFramePr>
@@ -2224,24 +1964,12 @@
         <w:rPr>
           <w:b w:val="0"/>
         </w:rPr>
-        <w:t>Same records versus new experiment. A team first reruns a supplied analysis, then collects new records with the same protocol. Supplied facts: Original recorded labels: [1,0,1,1]. Analysis counts correct cases.</w:t>
+        <w:t>Same records versus new experiment. A team first reruns a supplied analysis, then collects new records with the same protocol. Supplied facts: Original recorded correctness flags: [1,0,1,1]. Analysis counts correct cases. New independent set: [1,1,0,0]. Binary entries mean 1=correct and 0=incorrect.</w:t>
       </w:r>
     </w:p>
     <w:p>
       <w:pPr>
         <w:spacing w:line="336" w:lineRule="auto" w:after="180"/>
-      </w:pPr>
-      <w:r>
-        <w:rPr>
-          <w:b w:val="0"/>
-        </w:rPr>
-        <w:t>New independent set: [1,1,0,0]. Binary entries mean 1=correct and 0=incorrect.</w:t>
-      </w:r>
-    </w:p>
-    <w:p>
-      <w:pPr>
-        <w:spacing w:line="336" w:lineRule="auto" w:after="180"/>
-        <w:shd w:fill="F5F1FB"/>
       </w:pPr>
       <w:r>
         <w:rPr>
@@ -2280,7 +2008,7 @@
     </w:p>
     <w:p>
       <w:pPr>
-        <w:pStyle w:val="Heading3"/>
+        <w:pStyle w:val="Heading2"/>
       </w:pPr>
       <w:r>
         <w:t>02. Follow the deciding steps</w:t>
@@ -2348,7 +2076,6 @@
     <w:p>
       <w:pPr>
         <w:spacing w:line="336" w:lineRule="auto" w:after="180"/>
-        <w:shd w:fill="F5F1FB"/>
       </w:pPr>
       <w:r>
         <w:rPr>
@@ -2399,7 +2126,7 @@
     </w:p>
     <w:p>
       <w:pPr>
-        <w:pStyle w:val="Heading3"/>
+        <w:pStyle w:val="Heading2"/>
       </w:pPr>
       <w:r>
         <w:t>03. Different four-record datasets</w:t>
@@ -2455,7 +2182,6 @@
     <w:p>
       <w:pPr>
         <w:spacing w:line="336" w:lineRule="auto" w:after="180"/>
-        <w:shd w:fill="F5F1FB"/>
       </w:pPr>
       <w:r>
         <w:rPr>
@@ -2494,7 +2220,7 @@
     </w:p>
     <w:p>
       <w:pPr>
-        <w:pStyle w:val="Heading3"/>
+        <w:pStyle w:val="Heading2"/>
       </w:pPr>
       <w:r>
         <w:t>04. Change one thing. Trace what follows.</w:t>
@@ -2597,7 +2323,6 @@
     <w:p>
       <w:pPr>
         <w:spacing w:line="336" w:lineRule="auto" w:after="180"/>
-        <w:shd w:fill="F5F1FB"/>
       </w:pPr>
       <w:r>
         <w:rPr>
@@ -2636,7 +2361,7 @@
     </w:p>
     <w:p>
       <w:pPr>
-        <w:pStyle w:val="Heading3"/>
+        <w:pStyle w:val="Heading2"/>
       </w:pPr>
       <w:r>
         <w:t>05. Connect the explanation to its limit</w:t>
@@ -2703,7 +2428,6 @@
     <w:p>
       <w:pPr>
         <w:spacing w:line="336" w:lineRule="auto" w:after="180"/>
-        <w:shd w:fill="F5F1FB"/>
       </w:pPr>
       <w:r>
         <w:rPr>
@@ -2742,7 +2466,7 @@
     </w:p>
     <w:p>
       <w:pPr>
-        <w:pStyle w:val="Heading3"/>
+        <w:pStyle w:val="Heading2"/>
       </w:pPr>
       <w:r>
         <w:t>06. Make the idea visible in your project</w:t>
@@ -2832,7 +2556,6 @@
     <w:p>
       <w:pPr>
         <w:spacing w:line="336" w:lineRule="auto" w:after="180"/>
-        <w:shd w:fill="F5F1FB"/>
       </w:pPr>
       <w:r>
         <w:rPr>
@@ -2879,6 +2602,62 @@
     <w:p>
       <w:r>
         <w:t>________________________________________________________________</w:t>
+      </w:r>
+    </w:p>
+    <w:p>
+      <w:pPr>
+        <w:pStyle w:val="Heading2"/>
+      </w:pPr>
+      <w:r>
+        <w:t>Earlier wording, alternatives and picture transcripts · reference / check after trying</w:t>
+      </w:r>
+    </w:p>
+    <w:p>
+      <w:pPr>
+        <w:pStyle w:val="Heading3"/>
+      </w:pPr>
+      <w:r>
+        <w:t>01. Replication and reproduction: the case</w:t>
+      </w:r>
+    </w:p>
+    <w:p>
+      <w:pPr>
+        <w:pStyle w:val="Heading3"/>
+      </w:pPr>
+      <w:r>
+        <w:t>02. Follow the deciding steps</w:t>
+      </w:r>
+    </w:p>
+    <w:p>
+      <w:pPr>
+        <w:pStyle w:val="Heading3"/>
+      </w:pPr>
+      <w:r>
+        <w:t>03. Different four-record datasets</w:t>
+      </w:r>
+    </w:p>
+    <w:p>
+      <w:pPr>
+        <w:pStyle w:val="Heading3"/>
+      </w:pPr>
+      <w:r>
+        <w:t>04. Change one thing. Trace what follows.</w:t>
+      </w:r>
+    </w:p>
+    <w:p>
+      <w:pPr>
+        <w:pStyle w:val="Heading3"/>
+      </w:pPr>
+      <w:r>
+        <w:t>05. Connect the explanation to its limit</w:t>
+      </w:r>
+    </w:p>
+    <w:p>
+      <w:pPr>
+        <w:pStyle w:val="Heading3"/>
+      </w:pPr>
+      <w:r>
+        <w:t>06. Make the idea visible in your project</w:t>
       </w:r>
     </w:p>
     <w:sectPr>
